--- a/docs/01-产品完整介绍.docx
+++ b/docs/01-产品完整介绍.docx
@@ -13,7 +13,7 @@
           <w:color w:val="1D1D1F"/>
           <w:sz w:val="40"/>
         </w:rPr>
-        <w:t>灵感收纳盒（Inspiration Inbox）· 完整产品介绍</w:t>
+        <w:t>灵感收纳盒 · 产品完整介绍（宪法）</w:t>
       </w:r>
     </w:p>
     <w:p>
@@ -28,7 +28,7 @@
           <w:color w:val="666666"/>
           <w:sz w:val="20"/>
         </w:rPr>
-        <w:t>版本：V1.0（全量汇总版）</w:t>
+        <w:t>版本：V1.3.5 | 更新日期：2026-10-30</w:t>
       </w:r>
     </w:p>
     <w:p>
@@ -43,7 +43,7 @@
           <w:color w:val="666666"/>
           <w:sz w:val="20"/>
         </w:rPr>
-        <w:t>整理日期：2026-10-29</w:t>
+        <w:t>本文档是产品的"宪法"。所有迭代提示词、代码、作业报告与本文件冲突时，以本文件为准。</w:t>
       </w:r>
     </w:p>
     <w:p>
@@ -58,7 +58,844 @@
           <w:color w:val="666666"/>
           <w:sz w:val="20"/>
         </w:rPr>
-        <w:t>资料来源：与 DeepSeek 的完整对话记录（share/cf1yqgqgmywxkzwo1e）+ 四份产品计划文档</w:t>
+        <w:t>一句话定义：</w:t>
+      </w:r>
+      <w:r>
+        <w:rPr>
+          <w:rFonts w:ascii="Arial" w:hAnsi="Arial" w:eastAsia="Microsoft YaHei"/>
+          <w:b/>
+          <w:i/>
+          <w:color w:val="666666"/>
+          <w:sz w:val="20"/>
+        </w:rPr>
+        <w:t>一个绝对本地、多模态、可以被"翻找"的精神档案库——本地优先，云端可选且只有密文。</w:t>
+      </w:r>
+    </w:p>
+    <w:p>
+      <w:pPr>
+        <w:spacing w:before="280" w:after="120"/>
+      </w:pPr>
+      <w:r>
+        <w:rPr>
+          <w:rFonts w:ascii="Arial" w:hAnsi="Arial" w:eastAsia="Microsoft YaHei"/>
+          <w:b/>
+          <w:color w:val="1D1D1F"/>
+          <w:sz w:val="32"/>
+        </w:rPr>
+        <w:t>一、产品定位</w:t>
+      </w:r>
+    </w:p>
+    <w:p>
+      <w:r>
+        <w:rPr>
+          <w:rFonts w:ascii="Arial" w:hAnsi="Arial" w:eastAsia="Microsoft YaHei"/>
+          <w:b w:val="0"/>
+          <w:sz w:val="22"/>
+        </w:rPr>
+        <w:t>灵感收纳盒是一个</w:t>
+      </w:r>
+      <w:r>
+        <w:rPr>
+          <w:rFonts w:ascii="Arial" w:hAnsi="Arial" w:eastAsia="Microsoft YaHei"/>
+          <w:b/>
+          <w:sz w:val="22"/>
+        </w:rPr>
+        <w:t>纯前端单文件网页应用</w:t>
+      </w:r>
+      <w:r>
+        <w:rPr>
+          <w:rFonts w:ascii="Arial" w:hAnsi="Arial" w:eastAsia="Microsoft YaHei"/>
+          <w:b w:val="0"/>
+          <w:sz w:val="22"/>
+        </w:rPr>
+        <w:t xml:space="preserve">（一个 </w:t>
+      </w:r>
+      <w:r>
+        <w:rPr>
+          <w:rFonts w:ascii="Consolas" w:hAnsi="Consolas" w:eastAsia="Consolas"/>
+          <w:b w:val="0"/>
+          <w:sz w:val="20"/>
+        </w:rPr>
+        <w:t>index.html</w:t>
+      </w:r>
+      <w:r>
+        <w:rPr>
+          <w:rFonts w:ascii="Arial" w:hAnsi="Arial" w:eastAsia="Microsoft YaHei"/>
+          <w:b w:val="0"/>
+          <w:sz w:val="22"/>
+        </w:rPr>
+        <w:t>，双击即用，免费，不上架），用来安放人在信息洪流中转瞬即逝的灵感碎片：一句话、一张图、一个链接、一段声音（音频为后续版本的外链引用形态）。</w:t>
+      </w:r>
+    </w:p>
+    <w:p>
+      <w:r>
+        <w:rPr>
+          <w:rFonts w:ascii="Arial" w:hAnsi="Arial" w:eastAsia="Microsoft YaHei"/>
+          <w:b w:val="0"/>
+          <w:sz w:val="22"/>
+        </w:rPr>
+        <w:t>它不是笔记 App，不是网盘，不是待办清单。它是一个有三层空间的"盒子"：</w:t>
+      </w:r>
+    </w:p>
+    <w:p>
+      <w:pPr>
+        <w:pStyle w:val="ListBullet"/>
+      </w:pPr>
+      <w:r>
+        <w:rPr>
+          <w:rFonts w:ascii="Arial" w:hAnsi="Arial" w:eastAsia="Microsoft YaHei"/>
+          <w:b/>
+          <w:sz w:val="22"/>
+        </w:rPr>
+        <w:t>冷库（Cold）</w:t>
+      </w:r>
+      <w:r>
+        <w:rPr>
+          <w:rFonts w:ascii="Arial" w:hAnsi="Arial" w:eastAsia="Microsoft YaHei"/>
+          <w:b w:val="0"/>
+          <w:sz w:val="22"/>
+        </w:rPr>
+        <w:t>：未经整理的原始素材，先扔进来，不评判。</w:t>
+      </w:r>
+    </w:p>
+    <w:p>
+      <w:pPr>
+        <w:pStyle w:val="ListBullet"/>
+      </w:pPr>
+      <w:r>
+        <w:rPr>
+          <w:rFonts w:ascii="Arial" w:hAnsi="Arial" w:eastAsia="Microsoft YaHei"/>
+          <w:b/>
+          <w:sz w:val="22"/>
+        </w:rPr>
+        <w:t>工作台（Workspace）</w:t>
+      </w:r>
+      <w:r>
+        <w:rPr>
+          <w:rFonts w:ascii="Arial" w:hAnsi="Arial" w:eastAsia="Microsoft YaHei"/>
+          <w:b w:val="0"/>
+          <w:sz w:val="22"/>
+        </w:rPr>
+        <w:t>：正在被加工的灵感，可以整理、关联（V2.0）。</w:t>
+      </w:r>
+    </w:p>
+    <w:p>
+      <w:pPr>
+        <w:pStyle w:val="ListBullet"/>
+      </w:pPr>
+      <w:r>
+        <w:rPr>
+          <w:rFonts w:ascii="Arial" w:hAnsi="Arial" w:eastAsia="Microsoft YaHei"/>
+          <w:b/>
+          <w:sz w:val="22"/>
+        </w:rPr>
+        <w:t>内核（Core）</w:t>
+      </w:r>
+      <w:r>
+        <w:rPr>
+          <w:rFonts w:ascii="Arial" w:hAnsi="Arial" w:eastAsia="Microsoft YaHei"/>
+          <w:b w:val="0"/>
+          <w:sz w:val="22"/>
+        </w:rPr>
+        <w:t>：最终沉淀下来的、属于个人精神内核的成品片段。</w:t>
+      </w:r>
+    </w:p>
+    <w:p>
+      <w:r>
+        <w:rPr>
+          <w:rFonts w:ascii="Arial" w:hAnsi="Arial" w:eastAsia="Microsoft YaHei"/>
+          <w:b w:val="0"/>
+          <w:sz w:val="22"/>
+        </w:rPr>
+        <w:t>核心理念的演进（2026-10-30 定稿）：</w:t>
+      </w:r>
+    </w:p>
+    <w:p>
+      <w:pPr>
+        <w:pStyle w:val="ListNumber"/>
+      </w:pPr>
+      <w:r>
+        <w:rPr>
+          <w:rFonts w:ascii="Arial" w:hAnsi="Arial" w:eastAsia="Microsoft YaHei"/>
+          <w:b/>
+          <w:sz w:val="22"/>
+        </w:rPr>
+        <w:t>数据主权优先</w:t>
+      </w:r>
+      <w:r>
+        <w:rPr>
+          <w:rFonts w:ascii="Arial" w:hAnsi="Arial" w:eastAsia="Microsoft YaHei"/>
+          <w:b w:val="0"/>
+          <w:sz w:val="22"/>
+        </w:rPr>
+        <w:t>：数据主体永远存放在用户自己设备上，应用不强制注册、不依赖任何必须在线的业务服务器。</w:t>
+      </w:r>
+    </w:p>
+    <w:p>
+      <w:pPr>
+        <w:pStyle w:val="ListNumber"/>
+      </w:pPr>
+      <w:r>
+        <w:rPr>
+          <w:rFonts w:ascii="Arial" w:hAnsi="Arial" w:eastAsia="Microsoft YaHei"/>
+          <w:b/>
+          <w:sz w:val="22"/>
+        </w:rPr>
+        <w:t>从"物理隔离"到"密码学隔离"</w:t>
+      </w:r>
+      <w:r>
+        <w:rPr>
+          <w:rFonts w:ascii="Arial" w:hAnsi="Arial" w:eastAsia="Microsoft YaHei"/>
+          <w:b w:val="0"/>
+          <w:sz w:val="22"/>
+        </w:rPr>
+        <w:t>：V1.0 曾坚持"数据绝不上云"；三端真实使用后，我们把它升级为——</w:t>
+      </w:r>
+      <w:r>
+        <w:rPr>
+          <w:rFonts w:ascii="Arial" w:hAnsi="Arial" w:eastAsia="Microsoft YaHei"/>
+          <w:b/>
+          <w:sz w:val="22"/>
+        </w:rPr>
+        <w:t>云端只允许存在密文，密钥只在用户手里</w:t>
+      </w:r>
+      <w:r>
+        <w:rPr>
+          <w:rFonts w:ascii="Arial" w:hAnsi="Arial" w:eastAsia="Microsoft YaHei"/>
+          <w:b w:val="0"/>
+          <w:sz w:val="22"/>
+        </w:rPr>
+        <w:t>。用户选择开启云同步后，GitHub 服务器上保存的是 AES-256 加密后的乱码，应用作者、GitHub、任何旁观者都无法阅读。这与 Standard Notes、Joplin 等零知识（zero-knowledge）产品是同一种信任模型。</w:t>
+      </w:r>
+    </w:p>
+    <w:p>
+      <w:pPr>
+        <w:pStyle w:val="ListNumber"/>
+      </w:pPr>
+      <w:r>
+        <w:rPr>
+          <w:rFonts w:ascii="Arial" w:hAnsi="Arial" w:eastAsia="Microsoft YaHei"/>
+          <w:b/>
+          <w:sz w:val="22"/>
+        </w:rPr>
+        <w:t>本地优先（local-first）始终不变</w:t>
+      </w:r>
+      <w:r>
+        <w:rPr>
+          <w:rFonts w:ascii="Arial" w:hAnsi="Arial" w:eastAsia="Microsoft YaHei"/>
+          <w:b w:val="0"/>
+          <w:sz w:val="22"/>
+        </w:rPr>
+        <w:t>：断网时所有记录功能完整可用，同步只是"后台信箱"；关闭同步、删光云端，应用照常运行。</w:t>
+      </w:r>
+    </w:p>
+    <w:p>
+      <w:pPr>
+        <w:spacing w:before="280" w:after="120"/>
+      </w:pPr>
+      <w:r>
+        <w:rPr>
+          <w:rFonts w:ascii="Arial" w:hAnsi="Arial" w:eastAsia="Microsoft YaHei"/>
+          <w:b/>
+          <w:color w:val="1D1D1F"/>
+          <w:sz w:val="32"/>
+        </w:rPr>
+        <w:t>二、产品哲学（为什么不是又一个笔记 App）</w:t>
+      </w:r>
+    </w:p>
+    <w:p>
+      <w:pPr>
+        <w:pStyle w:val="ListNumber"/>
+      </w:pPr>
+      <w:r>
+        <w:rPr>
+          <w:rFonts w:ascii="Arial" w:hAnsi="Arial" w:eastAsia="Microsoft YaHei"/>
+          <w:b/>
+          <w:sz w:val="22"/>
+        </w:rPr>
+        <w:t>多模态优先于文字</w:t>
+      </w:r>
+      <w:r>
+        <w:rPr>
+          <w:rFonts w:ascii="Arial" w:hAnsi="Arial" w:eastAsia="Microsoft YaHei"/>
+          <w:b w:val="0"/>
+          <w:sz w:val="22"/>
+        </w:rPr>
+        <w:t>：灵感的载体常常不是文字。支持文本、图片，链接在 V1.4 计划自动识别为可点击；音频走"外链引用"（V2.1）。</w:t>
+      </w:r>
+    </w:p>
+    <w:p>
+      <w:pPr>
+        <w:pStyle w:val="ListNumber"/>
+      </w:pPr>
+      <w:r>
+        <w:rPr>
+          <w:rFonts w:ascii="Arial" w:hAnsi="Arial" w:eastAsia="Microsoft YaHei"/>
+          <w:b/>
+          <w:sz w:val="22"/>
+        </w:rPr>
+        <w:t>先收纳，后整理</w:t>
+      </w:r>
+      <w:r>
+        <w:rPr>
+          <w:rFonts w:ascii="Arial" w:hAnsi="Arial" w:eastAsia="Microsoft YaHei"/>
+          <w:b w:val="0"/>
+          <w:sz w:val="22"/>
+        </w:rPr>
+        <w:t>：不强迫分类、不强迫标题、不强迫当场写长文。</w:t>
+      </w:r>
+    </w:p>
+    <w:p>
+      <w:pPr>
+        <w:pStyle w:val="ListNumber"/>
+      </w:pPr>
+      <w:r>
+        <w:rPr>
+          <w:rFonts w:ascii="Arial" w:hAnsi="Arial" w:eastAsia="Microsoft YaHei"/>
+          <w:b/>
+          <w:sz w:val="22"/>
+        </w:rPr>
+        <w:t>空间隐喻优于文件夹</w:t>
+      </w:r>
+      <w:r>
+        <w:rPr>
+          <w:rFonts w:ascii="Arial" w:hAnsi="Arial" w:eastAsia="Microsoft YaHei"/>
+          <w:b w:val="0"/>
+          <w:sz w:val="22"/>
+        </w:rPr>
+        <w:t>：冷库/工作台/内核是状态流转，不是目录嵌套。</w:t>
+      </w:r>
+    </w:p>
+    <w:p>
+      <w:pPr>
+        <w:pStyle w:val="ListNumber"/>
+      </w:pPr>
+      <w:r>
+        <w:rPr>
+          <w:rFonts w:ascii="Arial" w:hAnsi="Arial" w:eastAsia="Microsoft YaHei"/>
+          <w:b/>
+          <w:sz w:val="22"/>
+        </w:rPr>
+        <w:t>可翻找优于强整理</w:t>
+      </w:r>
+      <w:r>
+        <w:rPr>
+          <w:rFonts w:ascii="Arial" w:hAnsi="Arial" w:eastAsia="Microsoft YaHei"/>
+          <w:b w:val="0"/>
+          <w:sz w:val="22"/>
+        </w:rPr>
+        <w:t>：搜索、标签、时间排序、（V2.0 的）父子关联，都是为了"回头找得到"。</w:t>
+      </w:r>
+    </w:p>
+    <w:p>
+      <w:pPr>
+        <w:pStyle w:val="ListNumber"/>
+      </w:pPr>
+      <w:r>
+        <w:rPr>
+          <w:rFonts w:ascii="Arial" w:hAnsi="Arial" w:eastAsia="Microsoft YaHei"/>
+          <w:b/>
+          <w:sz w:val="22"/>
+        </w:rPr>
+        <w:t>零负担</w:t>
+      </w:r>
+      <w:r>
+        <w:rPr>
+          <w:rFonts w:ascii="Arial" w:hAnsi="Arial" w:eastAsia="Microsoft YaHei"/>
+          <w:b w:val="0"/>
+          <w:sz w:val="22"/>
+        </w:rPr>
+        <w:t>：无登录、无加载等待、无红点、无社交、无算法推荐。</w:t>
+      </w:r>
+    </w:p>
+    <w:p>
+      <w:pPr>
+        <w:pStyle w:val="ListNumber"/>
+      </w:pPr>
+      <w:r>
+        <w:rPr>
+          <w:rFonts w:ascii="Arial" w:hAnsi="Arial" w:eastAsia="Microsoft YaHei"/>
+          <w:b/>
+          <w:sz w:val="22"/>
+        </w:rPr>
+        <w:t>克制是高级功能</w:t>
+      </w:r>
+      <w:r>
+        <w:rPr>
+          <w:rFonts w:ascii="Arial" w:hAnsi="Arial" w:eastAsia="Microsoft YaHei"/>
+          <w:b w:val="0"/>
+          <w:sz w:val="22"/>
+        </w:rPr>
+        <w:t>：刻意不做文档树、不做多人协作、不做重型编辑器。</w:t>
+      </w:r>
+    </w:p>
+    <w:p>
+      <w:pPr>
+        <w:spacing w:before="280" w:after="120"/>
+      </w:pPr>
+      <w:r>
+        <w:rPr>
+          <w:rFonts w:ascii="Arial" w:hAnsi="Arial" w:eastAsia="Microsoft YaHei"/>
+          <w:b/>
+          <w:color w:val="1D1D1F"/>
+          <w:sz w:val="32"/>
+        </w:rPr>
+        <w:t>三、功能定义</w:t>
+      </w:r>
+    </w:p>
+    <w:p>
+      <w:pPr>
+        <w:spacing w:before="200" w:after="120"/>
+      </w:pPr>
+      <w:r>
+        <w:rPr>
+          <w:rFonts w:ascii="Arial" w:hAnsi="Arial" w:eastAsia="Microsoft YaHei"/>
+          <w:b/>
+          <w:color w:val="1D1D1F"/>
+          <w:sz w:val="26"/>
+        </w:rPr>
+        <w:t>3.1 碎片的类型（Fragment）</w:t>
+      </w:r>
+    </w:p>
+    <w:tbl>
+      <w:tblPr>
+        <w:tblStyle w:val="LightGrid-Accent1"/>
+        <w:tblW w:type="auto" w:w="0"/>
+        <w:tblLook w:firstColumn="1" w:firstRow="1" w:lastColumn="0" w:lastRow="0" w:noHBand="0" w:noVBand="1" w:val="04A0"/>
+      </w:tblPr>
+      <w:tblGrid>
+        <w:gridCol w:w="2880"/>
+        <w:gridCol w:w="2880"/>
+        <w:gridCol w:w="2880"/>
+      </w:tblGrid>
+      <w:tr>
+        <w:tc>
+          <w:tcPr>
+            <w:tcW w:type="dxa" w:w="2880"/>
+          </w:tcPr>
+          <w:p>
+            <w:r/>
+            <w:r>
+              <w:rPr>
+                <w:rFonts w:ascii="Arial" w:hAnsi="Arial" w:eastAsia="Microsoft YaHei"/>
+                <w:b/>
+                <w:sz w:val="20"/>
+              </w:rPr>
+              <w:t>类型</w:t>
+            </w:r>
+          </w:p>
+        </w:tc>
+        <w:tc>
+          <w:tcPr>
+            <w:tcW w:type="dxa" w:w="2880"/>
+          </w:tcPr>
+          <w:p>
+            <w:r/>
+            <w:r>
+              <w:rPr>
+                <w:rFonts w:ascii="Arial" w:hAnsi="Arial" w:eastAsia="Microsoft YaHei"/>
+                <w:b/>
+                <w:sz w:val="20"/>
+              </w:rPr>
+              <w:t>内容形态</w:t>
+            </w:r>
+          </w:p>
+        </w:tc>
+        <w:tc>
+          <w:tcPr>
+            <w:tcW w:type="dxa" w:w="2880"/>
+          </w:tcPr>
+          <w:p>
+            <w:r/>
+            <w:r>
+              <w:rPr>
+                <w:rFonts w:ascii="Arial" w:hAnsi="Arial" w:eastAsia="Microsoft YaHei"/>
+                <w:b/>
+                <w:sz w:val="20"/>
+              </w:rPr>
+              <w:t>状态</w:t>
+            </w:r>
+          </w:p>
+        </w:tc>
+      </w:tr>
+      <w:tr>
+        <w:tc>
+          <w:tcPr>
+            <w:tcW w:type="dxa" w:w="2880"/>
+          </w:tcPr>
+          <w:p>
+            <w:r/>
+            <w:r>
+              <w:rPr>
+                <w:rFonts w:ascii="Arial" w:hAnsi="Arial" w:eastAsia="Microsoft YaHei"/>
+                <w:b w:val="0"/>
+                <w:sz w:val="20"/>
+              </w:rPr>
+              <w:t>text</w:t>
+            </w:r>
+          </w:p>
+        </w:tc>
+        <w:tc>
+          <w:tcPr>
+            <w:tcW w:type="dxa" w:w="2880"/>
+          </w:tcPr>
+          <w:p>
+            <w:r/>
+            <w:r>
+              <w:rPr>
+                <w:rFonts w:ascii="Arial" w:hAnsi="Arial" w:eastAsia="Microsoft YaHei"/>
+                <w:b w:val="0"/>
+                <w:sz w:val="20"/>
+              </w:rPr>
+              <w:t>纯文字，长短不限</w:t>
+            </w:r>
+          </w:p>
+        </w:tc>
+        <w:tc>
+          <w:tcPr>
+            <w:tcW w:type="dxa" w:w="2880"/>
+          </w:tcPr>
+          <w:p>
+            <w:r/>
+            <w:r>
+              <w:rPr>
+                <w:rFonts w:ascii="Arial" w:hAnsi="Arial" w:eastAsia="Microsoft YaHei"/>
+                <w:b w:val="0"/>
+                <w:sz w:val="20"/>
+              </w:rPr>
+              <w:t>✅</w:t>
+            </w:r>
+          </w:p>
+        </w:tc>
+      </w:tr>
+      <w:tr>
+        <w:tc>
+          <w:tcPr>
+            <w:tcW w:type="dxa" w:w="2880"/>
+          </w:tcPr>
+          <w:p>
+            <w:r/>
+            <w:r>
+              <w:rPr>
+                <w:rFonts w:ascii="Arial" w:hAnsi="Arial" w:eastAsia="Microsoft YaHei"/>
+                <w:b w:val="0"/>
+                <w:sz w:val="20"/>
+              </w:rPr>
+              <w:t>image</w:t>
+            </w:r>
+          </w:p>
+        </w:tc>
+        <w:tc>
+          <w:tcPr>
+            <w:tcW w:type="dxa" w:w="2880"/>
+          </w:tcPr>
+          <w:p>
+            <w:r/>
+            <w:r>
+              <w:rPr>
+                <w:rFonts w:ascii="Arial" w:hAnsi="Arial" w:eastAsia="Microsoft YaHei"/>
+                <w:b w:val="0"/>
+                <w:sz w:val="20"/>
+              </w:rPr>
+              <w:t>图片，浏览器端 Canvas 压缩（最长边 1280px、JPEG 0.82）后存 IndexedDB</w:t>
+            </w:r>
+          </w:p>
+        </w:tc>
+        <w:tc>
+          <w:tcPr>
+            <w:tcW w:type="dxa" w:w="2880"/>
+          </w:tcPr>
+          <w:p>
+            <w:r/>
+            <w:r>
+              <w:rPr>
+                <w:rFonts w:ascii="Arial" w:hAnsi="Arial" w:eastAsia="Microsoft YaHei"/>
+                <w:b w:val="0"/>
+                <w:sz w:val="20"/>
+              </w:rPr>
+              <w:t>✅</w:t>
+            </w:r>
+          </w:p>
+        </w:tc>
+      </w:tr>
+      <w:tr>
+        <w:tc>
+          <w:tcPr>
+            <w:tcW w:type="dxa" w:w="2880"/>
+          </w:tcPr>
+          <w:p>
+            <w:r/>
+            <w:r>
+              <w:rPr>
+                <w:rFonts w:ascii="Arial" w:hAnsi="Arial" w:eastAsia="Microsoft YaHei"/>
+                <w:b w:val="0"/>
+                <w:sz w:val="20"/>
+              </w:rPr>
+              <w:t>link</w:t>
+            </w:r>
+          </w:p>
+        </w:tc>
+        <w:tc>
+          <w:tcPr>
+            <w:tcW w:type="dxa" w:w="2880"/>
+          </w:tcPr>
+          <w:p>
+            <w:r/>
+            <w:r>
+              <w:rPr>
+                <w:rFonts w:ascii="Arial" w:hAnsi="Arial" w:eastAsia="Microsoft YaHei"/>
+                <w:b w:val="0"/>
+                <w:sz w:val="20"/>
+              </w:rPr>
+              <w:t>链接卡片</w:t>
+            </w:r>
+          </w:p>
+        </w:tc>
+        <w:tc>
+          <w:tcPr>
+            <w:tcW w:type="dxa" w:w="2880"/>
+          </w:tcPr>
+          <w:p>
+            <w:r/>
+            <w:r>
+              <w:rPr>
+                <w:rFonts w:ascii="Arial" w:hAnsi="Arial" w:eastAsia="Microsoft YaHei"/>
+                <w:b w:val="0"/>
+                <w:sz w:val="20"/>
+              </w:rPr>
+              <w:t>✅ 可粘贴 URL 存入（以文本形态）；🔜 V1.4 自动渲染为蓝色可点击链接；🔜 V2.x 独立链接卡片（标题/封面/描述，优雅降级）</w:t>
+            </w:r>
+          </w:p>
+        </w:tc>
+      </w:tr>
+      <w:tr>
+        <w:tc>
+          <w:tcPr>
+            <w:tcW w:type="dxa" w:w="2880"/>
+          </w:tcPr>
+          <w:p>
+            <w:r/>
+            <w:r>
+              <w:rPr>
+                <w:rFonts w:ascii="Arial" w:hAnsi="Arial" w:eastAsia="Microsoft YaHei"/>
+                <w:b w:val="0"/>
+                <w:sz w:val="20"/>
+              </w:rPr>
+              <w:t>audio</w:t>
+            </w:r>
+          </w:p>
+        </w:tc>
+        <w:tc>
+          <w:tcPr>
+            <w:tcW w:type="dxa" w:w="2880"/>
+          </w:tcPr>
+          <w:p>
+            <w:r/>
+            <w:r>
+              <w:rPr>
+                <w:rFonts w:ascii="Arial" w:hAnsi="Arial" w:eastAsia="Microsoft YaHei"/>
+                <w:b w:val="0"/>
+                <w:sz w:val="20"/>
+              </w:rPr>
+              <w:t>音频</w:t>
+            </w:r>
+          </w:p>
+        </w:tc>
+        <w:tc>
+          <w:tcPr>
+            <w:tcW w:type="dxa" w:w="2880"/>
+          </w:tcPr>
+          <w:p>
+            <w:r/>
+            <w:r>
+              <w:rPr>
+                <w:rFonts w:ascii="Arial" w:hAnsi="Arial" w:eastAsia="Microsoft YaHei"/>
+                <w:b w:val="0"/>
+                <w:sz w:val="20"/>
+              </w:rPr>
+              <w:t>🔜 V2.1 仅外链引用（audioUrl），禁止上传 MP3</w:t>
+            </w:r>
+          </w:p>
+        </w:tc>
+      </w:tr>
+    </w:tbl>
+    <w:p/>
+    <w:p>
+      <w:r>
+        <w:rPr>
+          <w:rFonts w:ascii="Arial" w:hAnsi="Arial" w:eastAsia="Microsoft YaHei"/>
+          <w:b w:val="0"/>
+          <w:sz w:val="22"/>
+        </w:rPr>
+        <w:t>每条碎片的固定字段：</w:t>
+      </w:r>
+      <w:r>
+        <w:rPr>
+          <w:rFonts w:ascii="Consolas" w:hAnsi="Consolas" w:eastAsia="Consolas"/>
+          <w:b w:val="0"/>
+          <w:sz w:val="20"/>
+        </w:rPr>
+        <w:t>id</w:t>
+      </w:r>
+      <w:r>
+        <w:rPr>
+          <w:rFonts w:ascii="Arial" w:hAnsi="Arial" w:eastAsia="Microsoft YaHei"/>
+          <w:b w:val="0"/>
+          <w:sz w:val="22"/>
+        </w:rPr>
+        <w:t>、</w:t>
+      </w:r>
+      <w:r>
+        <w:rPr>
+          <w:rFonts w:ascii="Consolas" w:hAnsi="Consolas" w:eastAsia="Consolas"/>
+          <w:b w:val="0"/>
+          <w:sz w:val="20"/>
+        </w:rPr>
+        <w:t>space</w:t>
+      </w:r>
+      <w:r>
+        <w:rPr>
+          <w:rFonts w:ascii="Arial" w:hAnsi="Arial" w:eastAsia="Microsoft YaHei"/>
+          <w:b w:val="0"/>
+          <w:sz w:val="22"/>
+        </w:rPr>
+        <w:t>、</w:t>
+      </w:r>
+      <w:r>
+        <w:rPr>
+          <w:rFonts w:ascii="Consolas" w:hAnsi="Consolas" w:eastAsia="Consolas"/>
+          <w:b w:val="0"/>
+          <w:sz w:val="20"/>
+        </w:rPr>
+        <w:t>type</w:t>
+      </w:r>
+      <w:r>
+        <w:rPr>
+          <w:rFonts w:ascii="Arial" w:hAnsi="Arial" w:eastAsia="Microsoft YaHei"/>
+          <w:b w:val="0"/>
+          <w:sz w:val="22"/>
+        </w:rPr>
+        <w:t>、</w:t>
+      </w:r>
+      <w:r>
+        <w:rPr>
+          <w:rFonts w:ascii="Consolas" w:hAnsi="Consolas" w:eastAsia="Consolas"/>
+          <w:b w:val="0"/>
+          <w:sz w:val="20"/>
+        </w:rPr>
+        <w:t>content</w:t>
+      </w:r>
+      <w:r>
+        <w:rPr>
+          <w:rFonts w:ascii="Arial" w:hAnsi="Arial" w:eastAsia="Microsoft YaHei"/>
+          <w:b w:val="0"/>
+          <w:sz w:val="22"/>
+        </w:rPr>
+        <w:t>、</w:t>
+      </w:r>
+      <w:r>
+        <w:rPr>
+          <w:rFonts w:ascii="Consolas" w:hAnsi="Consolas" w:eastAsia="Consolas"/>
+          <w:b w:val="0"/>
+          <w:sz w:val="20"/>
+        </w:rPr>
+        <w:t>tags[]</w:t>
+      </w:r>
+      <w:r>
+        <w:rPr>
+          <w:rFonts w:ascii="Arial" w:hAnsi="Arial" w:eastAsia="Microsoft YaHei"/>
+          <w:b w:val="0"/>
+          <w:sz w:val="22"/>
+        </w:rPr>
+        <w:t>、</w:t>
+      </w:r>
+      <w:r>
+        <w:rPr>
+          <w:rFonts w:ascii="Consolas" w:hAnsi="Consolas" w:eastAsia="Consolas"/>
+          <w:b w:val="0"/>
+          <w:sz w:val="20"/>
+        </w:rPr>
+        <w:t>image</w:t>
+      </w:r>
+      <w:r>
+        <w:rPr>
+          <w:rFonts w:ascii="Arial" w:hAnsi="Arial" w:eastAsia="Microsoft YaHei"/>
+          <w:b w:val="0"/>
+          <w:sz w:val="22"/>
+        </w:rPr>
+        <w:t>、</w:t>
+      </w:r>
+      <w:r>
+        <w:rPr>
+          <w:rFonts w:ascii="Consolas" w:hAnsi="Consolas" w:eastAsia="Consolas"/>
+          <w:b w:val="0"/>
+          <w:sz w:val="20"/>
+        </w:rPr>
+        <w:t>createdAt</w:t>
+      </w:r>
+      <w:r>
+        <w:rPr>
+          <w:rFonts w:ascii="Arial" w:hAnsi="Arial" w:eastAsia="Microsoft YaHei"/>
+          <w:b w:val="0"/>
+          <w:sz w:val="22"/>
+        </w:rPr>
+        <w:t>、</w:t>
+      </w:r>
+      <w:r>
+        <w:rPr>
+          <w:rFonts w:ascii="Consolas" w:hAnsi="Consolas" w:eastAsia="Consolas"/>
+          <w:b w:val="0"/>
+          <w:sz w:val="20"/>
+        </w:rPr>
+        <w:t>updatedAt</w:t>
+      </w:r>
+      <w:r>
+        <w:rPr>
+          <w:rFonts w:ascii="Arial" w:hAnsi="Arial" w:eastAsia="Microsoft YaHei"/>
+          <w:b w:val="0"/>
+          <w:sz w:val="22"/>
+        </w:rPr>
+        <w:t>、</w:t>
+      </w:r>
+      <w:r>
+        <w:rPr>
+          <w:rFonts w:ascii="Consolas" w:hAnsi="Consolas" w:eastAsia="Consolas"/>
+          <w:b w:val="0"/>
+          <w:sz w:val="20"/>
+        </w:rPr>
+        <w:t>parentId</w:t>
+      </w:r>
+      <w:r>
+        <w:rPr>
+          <w:rFonts w:ascii="Arial" w:hAnsi="Arial" w:eastAsia="Microsoft YaHei"/>
+          <w:b w:val="0"/>
+          <w:sz w:val="22"/>
+        </w:rPr>
+        <w:t>（V2.0 启用）、墓碑删除记录（同步用）。</w:t>
+      </w:r>
+    </w:p>
+    <w:p>
+      <w:pPr>
+        <w:spacing w:before="200" w:after="120"/>
+      </w:pPr>
+      <w:r>
+        <w:rPr>
+          <w:rFonts w:ascii="Arial" w:hAnsi="Arial" w:eastAsia="Microsoft YaHei"/>
+          <w:b/>
+          <w:color w:val="1D1D1F"/>
+          <w:sz w:val="26"/>
+        </w:rPr>
+        <w:t>3.2 空间流转</w:t>
+      </w:r>
+    </w:p>
+    <w:p>
+      <w:r>
+        <w:rPr>
+          <w:rFonts w:ascii="Arial" w:hAnsi="Arial" w:eastAsia="Microsoft YaHei"/>
+          <w:b w:val="0"/>
+          <w:sz w:val="22"/>
+        </w:rPr>
+        <w:t>碎片默认可在三个空间之间移动；工作台是使用最频繁的区域。碎片以瀑布流呈现，按创建时间倒序；支持标签筛选与全文搜索。</w:t>
       </w:r>
     </w:p>
     <w:p>
@@ -73,7 +910,7 @@
           <w:color w:val="666666"/>
           <w:sz w:val="20"/>
         </w:rPr>
-        <w:t>说明：本文档汇总了产品讨论中提出的</w:t>
+        <w:t xml:space="preserve">技术说明（V1.3.4 起）：瀑布流为 </w:t>
       </w:r>
       <w:r>
         <w:rPr>
@@ -83,7 +920,7 @@
           <w:color w:val="666666"/>
           <w:sz w:val="20"/>
         </w:rPr>
-        <w:t>所有设想</w:t>
+        <w:t>flex 分列 + JS 按最矮列分发</w:t>
       </w:r>
       <w:r>
         <w:rPr>
@@ -93,21 +930,497 @@
           <w:color w:val="666666"/>
           <w:sz w:val="20"/>
         </w:rPr>
-        <w:t>，包括尚未实现、作业不要求的部分，作为产品的"宪法"。</w:t>
+        <w:t>，不再使用 CSS 多列布局——后者在 iOS Safari 上碎片增多后会把右侧列渲染成白块（WebKit 多年未修的缺陷）。</w:t>
       </w:r>
     </w:p>
     <w:p>
       <w:pPr>
-        <w:spacing w:before="280" w:after="120"/>
+        <w:spacing w:before="200" w:after="120"/>
       </w:pPr>
       <w:r>
         <w:rPr>
           <w:rFonts w:ascii="Arial" w:hAnsi="Arial" w:eastAsia="Microsoft YaHei"/>
           <w:b/>
           <w:color w:val="1D1D1F"/>
-          <w:sz w:val="32"/>
+          <w:sz w:val="26"/>
         </w:rPr>
-        <w:t>一、产品定位与核心理念</w:t>
+        <w:t>3.3 标签</w:t>
+      </w:r>
+    </w:p>
+    <w:p>
+      <w:r>
+        <w:rPr>
+          <w:rFonts w:ascii="Arial" w:hAnsi="Arial" w:eastAsia="Microsoft YaHei"/>
+          <w:b w:val="0"/>
+          <w:sz w:val="22"/>
+        </w:rPr>
+        <w:t>每条碎片可挂多个标签；标签只做检索入口，不做层级。</w:t>
+      </w:r>
+    </w:p>
+    <w:p>
+      <w:pPr>
+        <w:spacing w:before="200" w:after="120"/>
+      </w:pPr>
+      <w:r>
+        <w:rPr>
+          <w:rFonts w:ascii="Arial" w:hAnsi="Arial" w:eastAsia="Microsoft YaHei"/>
+          <w:b/>
+          <w:color w:val="1D1D1F"/>
+          <w:sz w:val="26"/>
+        </w:rPr>
+        <w:t>3.4 搜索（V1.0 已实现 / V2.0 增强）</w:t>
+      </w:r>
+    </w:p>
+    <w:p>
+      <w:r>
+        <w:rPr>
+          <w:rFonts w:ascii="Arial" w:hAnsi="Arial" w:eastAsia="Microsoft YaHei"/>
+          <w:b w:val="0"/>
+          <w:sz w:val="22"/>
+        </w:rPr>
+        <w:t>V1.0：文本与标签的实时模糊搜索。</w:t>
+      </w:r>
+    </w:p>
+    <w:p>
+      <w:r>
+        <w:rPr>
+          <w:rFonts w:ascii="Arial" w:hAnsi="Arial" w:eastAsia="Microsoft YaHei"/>
+          <w:b w:val="0"/>
+          <w:sz w:val="22"/>
+        </w:rPr>
+        <w:t>V2.0：搜索结果</w:t>
+      </w:r>
+      <w:r>
+        <w:rPr>
+          <w:rFonts w:ascii="Arial" w:hAnsi="Arial" w:eastAsia="Microsoft YaHei"/>
+          <w:b/>
+          <w:sz w:val="22"/>
+        </w:rPr>
+        <w:t>穿透父素材</w:t>
+      </w:r>
+      <w:r>
+        <w:rPr>
+          <w:rFonts w:ascii="Arial" w:hAnsi="Arial" w:eastAsia="Microsoft YaHei"/>
+          <w:b w:val="0"/>
+          <w:sz w:val="22"/>
+        </w:rPr>
+        <w:t>——命中的子素材连同其父卡片一起出现。</w:t>
+      </w:r>
+    </w:p>
+    <w:p>
+      <w:pPr>
+        <w:spacing w:before="200" w:after="120"/>
+      </w:pPr>
+      <w:r>
+        <w:rPr>
+          <w:rFonts w:ascii="Arial" w:hAnsi="Arial" w:eastAsia="Microsoft YaHei"/>
+          <w:b/>
+          <w:color w:val="1D1D1F"/>
+          <w:sz w:val="26"/>
+        </w:rPr>
+        <w:t>3.5 备份与云同步（V1.0–V1.3 完成）</w:t>
+      </w:r>
+    </w:p>
+    <w:p>
+      <w:r>
+        <w:rPr>
+          <w:rFonts w:ascii="Arial" w:hAnsi="Arial" w:eastAsia="Microsoft YaHei"/>
+          <w:b w:val="0"/>
+          <w:sz w:val="22"/>
+        </w:rPr>
+        <w:t xml:space="preserve">本地备份三重保险：① 变更 hash 去重；② Chrome/Edge 授权文件夹静默覆盖写 </w:t>
+      </w:r>
+      <w:r>
+        <w:rPr>
+          <w:rFonts w:ascii="Consolas" w:hAnsi="Consolas" w:eastAsia="Consolas"/>
+          <w:b w:val="0"/>
+          <w:sz w:val="20"/>
+        </w:rPr>
+        <w:t>latest.json</w:t>
+      </w:r>
+      <w:r>
+        <w:rPr>
+          <w:rFonts w:ascii="Arial" w:hAnsi="Arial" w:eastAsia="Microsoft YaHei"/>
+          <w:b w:val="0"/>
+          <w:sz w:val="22"/>
+        </w:rPr>
+        <w:t xml:space="preserve"> + 7 天归档；③ 触屏/iOS 走系统分享面板导出；外加普通下载回退。导入按钮常驻，支持灾难恢复。</w:t>
+      </w:r>
+    </w:p>
+    <w:p>
+      <w:r>
+        <w:rPr>
+          <w:rFonts w:ascii="Arial" w:hAnsi="Arial" w:eastAsia="Microsoft YaHei"/>
+          <w:b/>
+          <w:sz w:val="22"/>
+        </w:rPr>
+        <w:t>三端云同步（V1.3 起可选开启，V1.3.5 打磨完成）</w:t>
+      </w:r>
+      <w:r>
+        <w:rPr>
+          <w:rFonts w:ascii="Arial" w:hAnsi="Arial" w:eastAsia="Microsoft YaHei"/>
+          <w:b w:val="0"/>
+          <w:sz w:val="22"/>
+        </w:rPr>
+        <w:t>：</w:t>
+      </w:r>
+    </w:p>
+    <w:p>
+      <w:pPr>
+        <w:pStyle w:val="ListBullet"/>
+      </w:pPr>
+      <w:r>
+        <w:rPr>
+          <w:rFonts w:ascii="Arial" w:hAnsi="Arial" w:eastAsia="Microsoft YaHei"/>
+          <w:b w:val="0"/>
+          <w:sz w:val="22"/>
+        </w:rPr>
+        <w:t>通道：GitHub Gist（秘密 Gist，不公开）；零自有服务器。</w:t>
+      </w:r>
+    </w:p>
+    <w:p>
+      <w:pPr>
+        <w:pStyle w:val="ListBullet"/>
+      </w:pPr>
+      <w:r>
+        <w:rPr>
+          <w:rFonts w:ascii="Arial" w:hAnsi="Arial" w:eastAsia="Microsoft YaHei"/>
+          <w:b w:val="0"/>
+          <w:sz w:val="22"/>
+        </w:rPr>
+        <w:t xml:space="preserve">加密：PBKDF2 派生（15 万次）+ AES-256-GCM 端到端加密；信封 </w:t>
+      </w:r>
+      <w:r>
+        <w:rPr>
+          <w:rFonts w:ascii="Consolas" w:hAnsi="Consolas" w:eastAsia="Consolas"/>
+          <w:b w:val="0"/>
+          <w:sz w:val="20"/>
+        </w:rPr>
+        <w:t>{v:1,salt,iv,ct}</w:t>
+      </w:r>
+      <w:r>
+        <w:rPr>
+          <w:rFonts w:ascii="Arial" w:hAnsi="Arial" w:eastAsia="Microsoft YaHei"/>
+          <w:b w:val="0"/>
+          <w:sz w:val="22"/>
+        </w:rPr>
+        <w:t>，版本字段为未来升级算法预留。</w:t>
+      </w:r>
+    </w:p>
+    <w:p>
+      <w:pPr>
+        <w:pStyle w:val="ListBullet"/>
+      </w:pPr>
+      <w:r>
+        <w:rPr>
+          <w:rFonts w:ascii="Arial" w:hAnsi="Arial" w:eastAsia="Microsoft YaHei"/>
+          <w:b w:val="0"/>
+          <w:sz w:val="22"/>
+        </w:rPr>
+        <w:t xml:space="preserve">合并：按 </w:t>
+      </w:r>
+      <w:r>
+        <w:rPr>
+          <w:rFonts w:ascii="Consolas" w:hAnsi="Consolas" w:eastAsia="Consolas"/>
+          <w:b w:val="0"/>
+          <w:sz w:val="20"/>
+        </w:rPr>
+        <w:t>id</w:t>
+      </w:r>
+      <w:r>
+        <w:rPr>
+          <w:rFonts w:ascii="Arial" w:hAnsi="Arial" w:eastAsia="Microsoft YaHei"/>
+          <w:b w:val="0"/>
+          <w:sz w:val="22"/>
+        </w:rPr>
+        <w:t xml:space="preserve"> + 最后修改时间 LWW（新者胜）；删除用 30 天墓碑同步，不会在别的设备复活。</w:t>
+      </w:r>
+    </w:p>
+    <w:p>
+      <w:pPr>
+        <w:pStyle w:val="ListBullet"/>
+      </w:pPr>
+      <w:r>
+        <w:rPr>
+          <w:rFonts w:ascii="Arial" w:hAnsi="Arial" w:eastAsia="Microsoft YaHei"/>
+          <w:b w:val="0"/>
+          <w:sz w:val="22"/>
+        </w:rPr>
+        <w:t>自动时机：启动 1.5 秒、本机改动后 5 秒防抖、回前台/获焦/pageshow 约 1.2 秒、页面可见时每 45 秒轮询、恢复联网后补传。</w:t>
+      </w:r>
+    </w:p>
+    <w:p>
+      <w:pPr>
+        <w:pStyle w:val="ListBullet"/>
+      </w:pPr>
+      <w:r>
+        <w:rPr>
+          <w:rFonts w:ascii="Arial" w:hAnsi="Arial" w:eastAsia="Microsoft YaHei"/>
+          <w:b w:val="0"/>
+          <w:sz w:val="22"/>
+        </w:rPr>
+        <w:t>请求禁用缓存（</w:t>
+      </w:r>
+      <w:r>
+        <w:rPr>
+          <w:rFonts w:ascii="Consolas" w:hAnsi="Consolas" w:eastAsia="Consolas"/>
+          <w:b w:val="0"/>
+          <w:sz w:val="20"/>
+        </w:rPr>
+        <w:t>cache:no-store</w:t>
+      </w:r>
+      <w:r>
+        <w:rPr>
+          <w:rFonts w:ascii="Arial" w:hAnsi="Arial" w:eastAsia="Microsoft YaHei"/>
+          <w:b w:val="0"/>
+          <w:sz w:val="22"/>
+        </w:rPr>
+        <w:t>），保证轮询拿到的是最新云端数据。</w:t>
+      </w:r>
+    </w:p>
+    <w:p>
+      <w:pPr>
+        <w:pStyle w:val="ListBullet"/>
+      </w:pPr>
+      <w:r>
+        <w:rPr>
+          <w:rFonts w:ascii="Arial" w:hAnsi="Arial" w:eastAsia="Microsoft YaHei"/>
+          <w:b w:val="0"/>
+          <w:sz w:val="22"/>
+        </w:rPr>
+        <w:t>第二台设备免填 Gist 编号，令牌+密码后自动发现。</w:t>
+      </w:r>
+    </w:p>
+    <w:p>
+      <w:pPr>
+        <w:pStyle w:val="ListBullet"/>
+      </w:pPr>
+      <w:r>
+        <w:rPr>
+          <w:rFonts w:ascii="Arial" w:hAnsi="Arial" w:eastAsia="Microsoft YaHei"/>
+          <w:b w:val="0"/>
+          <w:sz w:val="22"/>
+        </w:rPr>
+        <w:t>同步密码不可找回（零知识架构的必然属性，与 Joplin/Standard Notes 一致），界面已显著提示。</w:t>
+      </w:r>
+    </w:p>
+    <w:p>
+      <w:pPr>
+        <w:spacing w:before="200" w:after="120"/>
+      </w:pPr>
+      <w:r>
+        <w:rPr>
+          <w:rFonts w:ascii="Arial" w:hAnsi="Arial" w:eastAsia="Microsoft YaHei"/>
+          <w:b/>
+          <w:color w:val="1D1D1F"/>
+          <w:sz w:val="26"/>
+        </w:rPr>
+        <w:t>3.6 父子关联（V2.0，未做，下一步主线）</w:t>
+      </w:r>
+    </w:p>
+    <w:p>
+      <w:r>
+        <w:rPr>
+          <w:rFonts w:ascii="Arial" w:hAnsi="Arial" w:eastAsia="Microsoft YaHei"/>
+          <w:b w:val="0"/>
+          <w:sz w:val="22"/>
+        </w:rPr>
+        <w:t>碎片之间可建立"父—子"关系，只加一层，不做无限层级。交互约束（防止回到"文件夹整理地狱"）：</w:t>
+      </w:r>
+    </w:p>
+    <w:p>
+      <w:pPr>
+        <w:pStyle w:val="ListNumber"/>
+      </w:pPr>
+      <w:r>
+        <w:rPr>
+          <w:rFonts w:ascii="Arial" w:hAnsi="Arial" w:eastAsia="Microsoft YaHei"/>
+          <w:b w:val="0"/>
+          <w:sz w:val="22"/>
+        </w:rPr>
+        <w:t>只能在工作台空间操作；2. 只能"抽屉内多选勾选关联"，禁止拖拽；3. 子素材可以"推入导航"；4. 可随时"剥离"；5. 搜索穿透；6. 提供"上帝视角"总览开关。</w:t>
+      </w:r>
+    </w:p>
+    <w:p>
+      <w:pPr>
+        <w:ind w:left="360"/>
+      </w:pPr>
+      <w:r>
+        <w:rPr>
+          <w:rFonts w:ascii="Arial" w:hAnsi="Arial" w:eastAsia="Microsoft YaHei"/>
+          <w:b w:val="0"/>
+          <w:i/>
+          <w:color w:val="666666"/>
+          <w:sz w:val="20"/>
+        </w:rPr>
+        <w:t xml:space="preserve">数据库字段 </w:t>
+      </w:r>
+      <w:r>
+        <w:rPr>
+          <w:rFonts w:ascii="Consolas" w:hAnsi="Consolas" w:eastAsia="Consolas"/>
+          <w:b w:val="0"/>
+          <w:i/>
+          <w:color w:val="666666"/>
+          <w:sz w:val="18"/>
+        </w:rPr>
+        <w:t>parentId</w:t>
+      </w:r>
+      <w:r>
+        <w:rPr>
+          <w:rFonts w:ascii="Arial" w:hAnsi="Arial" w:eastAsia="Microsoft YaHei"/>
+          <w:b w:val="0"/>
+          <w:i/>
+          <w:color w:val="666666"/>
+          <w:sz w:val="20"/>
+        </w:rPr>
+        <w:t xml:space="preserve"> 与索引在 V1.0 就已建好，</w:t>
+      </w:r>
+      <w:r>
+        <w:rPr>
+          <w:rFonts w:ascii="Arial" w:hAnsi="Arial" w:eastAsia="Microsoft YaHei"/>
+          <w:b/>
+          <w:i/>
+          <w:color w:val="666666"/>
+          <w:sz w:val="20"/>
+        </w:rPr>
+        <w:t>V2.0 无需数据库迁移</w:t>
+      </w:r>
+      <w:r>
+        <w:rPr>
+          <w:rFonts w:ascii="Arial" w:hAnsi="Arial" w:eastAsia="Microsoft YaHei"/>
+          <w:b w:val="0"/>
+          <w:i/>
+          <w:color w:val="666666"/>
+          <w:sz w:val="20"/>
+        </w:rPr>
+        <w:t>，这是刻意预留的扩展条件。</w:t>
+      </w:r>
+    </w:p>
+    <w:p>
+      <w:pPr>
+        <w:spacing w:before="200" w:after="120"/>
+      </w:pPr>
+      <w:r>
+        <w:rPr>
+          <w:rFonts w:ascii="Arial" w:hAnsi="Arial" w:eastAsia="Microsoft YaHei"/>
+          <w:b/>
+          <w:color w:val="1D1D1F"/>
+          <w:sz w:val="26"/>
+        </w:rPr>
+        <w:t>3.7 安装与离线（PWA，V1.2 完成，原 V3.0 愿景提前实现）</w:t>
+      </w:r>
+    </w:p>
+    <w:p>
+      <w:pPr>
+        <w:pStyle w:val="ListBullet"/>
+      </w:pPr>
+      <w:r>
+        <w:rPr>
+          <w:rFonts w:ascii="Arial" w:hAnsi="Arial" w:eastAsia="Microsoft YaHei"/>
+          <w:b w:val="0"/>
+          <w:sz w:val="22"/>
+        </w:rPr>
+        <w:t>永久网址（GitHub Pages）：https://shuieryigoko-del.github.io/Inspiration-Inbox/</w:t>
+      </w:r>
+    </w:p>
+    <w:p>
+      <w:pPr>
+        <w:pStyle w:val="ListBullet"/>
+      </w:pPr>
+      <w:r>
+        <w:rPr>
+          <w:rFonts w:ascii="Consolas" w:hAnsi="Consolas" w:eastAsia="Consolas"/>
+          <w:b w:val="0"/>
+          <w:sz w:val="20"/>
+        </w:rPr>
+        <w:t>manifest.webmanifest</w:t>
+      </w:r>
+      <w:r>
+        <w:rPr>
+          <w:rFonts w:ascii="Arial" w:hAnsi="Arial" w:eastAsia="Microsoft YaHei"/>
+          <w:b w:val="0"/>
+          <w:sz w:val="22"/>
+        </w:rPr>
+        <w:t xml:space="preserve"> + </w:t>
+      </w:r>
+      <w:r>
+        <w:rPr>
+          <w:rFonts w:ascii="Consolas" w:hAnsi="Consolas" w:eastAsia="Consolas"/>
+          <w:b w:val="0"/>
+          <w:sz w:val="20"/>
+        </w:rPr>
+        <w:t>service worker</w:t>
+      </w:r>
+      <w:r>
+        <w:rPr>
+          <w:rFonts w:ascii="Arial" w:hAnsi="Arial" w:eastAsia="Microsoft YaHei"/>
+          <w:b w:val="0"/>
+          <w:sz w:val="22"/>
+        </w:rPr>
+        <w:t>：安装后主屏幕出现「灵」字图标，全屏独立运行，断网可开可用。</w:t>
+      </w:r>
+    </w:p>
+    <w:p>
+      <w:pPr>
+        <w:pStyle w:val="ListBullet"/>
+      </w:pPr>
+      <w:r>
+        <w:rPr>
+          <w:rFonts w:ascii="Arial" w:hAnsi="Arial" w:eastAsia="Microsoft YaHei"/>
+          <w:b w:val="0"/>
+          <w:sz w:val="22"/>
+        </w:rPr>
+        <w:t>更新策略：HTML 网络优先、静态资源缓存优先；新版本就绪后出现"🔄 发现新版本，点此立即更新"提示，避免用户卡在旧缓存。</w:t>
+      </w:r>
+    </w:p>
+    <w:p>
+      <w:pPr>
+        <w:pStyle w:val="ListBullet"/>
+      </w:pPr>
+      <w:r>
+        <w:rPr>
+          <w:rFonts w:ascii="Arial" w:hAnsi="Arial" w:eastAsia="Microsoft YaHei"/>
+          <w:b w:val="0"/>
+          <w:sz w:val="22"/>
+        </w:rPr>
+        <w:t>iOS 上只有 Safari 能添加主屏幕（Edge/Chrome 被系统限制）；主屏幕 App 与浏览器标签页是两个独立数据容器，需用云同步或导出/导入搬家。</w:t>
+      </w:r>
+    </w:p>
+    <w:p>
+      <w:pPr>
+        <w:pStyle w:val="ListBullet"/>
+      </w:pPr>
+      <w:r>
+        <w:rPr>
+          <w:rFonts w:ascii="Arial" w:hAnsi="Arial" w:eastAsia="Microsoft YaHei"/>
+          <w:b w:val="0"/>
+          <w:sz w:val="22"/>
+        </w:rPr>
+        <w:t>应用内「📲安装App」按钮对 iOS/安卓/容器环境给出图文手动指引（V1.3.1–V1.3.3 三版打磨）。</w:t>
+      </w:r>
+    </w:p>
+    <w:p>
+      <w:pPr>
+        <w:spacing w:before="200" w:after="120"/>
+      </w:pPr>
+      <w:r>
+        <w:rPr>
+          <w:rFonts w:ascii="Arial" w:hAnsi="Arial" w:eastAsia="Microsoft YaHei"/>
+          <w:b/>
+          <w:color w:val="1D1D1F"/>
+          <w:sz w:val="26"/>
+        </w:rPr>
+        <w:t>3.8 主题与视觉（V1.0 已定调并严格落地）</w:t>
+      </w:r>
+    </w:p>
+    <w:p>
+      <w:r>
+        <w:rPr>
+          <w:rFonts w:ascii="Arial" w:hAnsi="Arial" w:eastAsia="Microsoft YaHei"/>
+          <w:b w:val="0"/>
+          <w:sz w:val="22"/>
+        </w:rPr>
+        <w:t>复古未来主义：大留白、细描边、极轻毛玻璃、弱阴影；日/夜双模式。V1.3.5 代码色值与 V1.0 提示词逐字对账一致：</w:t>
       </w:r>
     </w:p>
     <w:tbl>
@@ -117,13 +1430,14 @@
         <w:tblLook w:firstColumn="1" w:firstRow="1" w:lastColumn="0" w:lastRow="0" w:noHBand="0" w:noVBand="1" w:val="04A0"/>
       </w:tblPr>
       <w:tblGrid>
-        <w:gridCol w:w="4320"/>
-        <w:gridCol w:w="4320"/>
+        <w:gridCol w:w="2880"/>
+        <w:gridCol w:w="2880"/>
+        <w:gridCol w:w="2880"/>
       </w:tblGrid>
       <w:tr>
         <w:tc>
           <w:tcPr>
-            <w:tcW w:type="dxa" w:w="4320"/>
+            <w:tcW w:type="dxa" w:w="2880"/>
           </w:tcPr>
           <w:p>
             <w:r/>
@@ -133,13 +1447,13 @@
                 <w:b/>
                 <w:sz w:val="20"/>
               </w:rPr>
-              <w:t>项目</w:t>
+              <w:t>角色</w:t>
             </w:r>
           </w:p>
         </w:tc>
         <w:tc>
           <w:tcPr>
-            <w:tcW w:type="dxa" w:w="4320"/>
+            <w:tcW w:type="dxa" w:w="2880"/>
           </w:tcPr>
           <w:p>
             <w:r/>
@@ -149,7 +1463,23 @@
                 <w:b/>
                 <w:sz w:val="20"/>
               </w:rPr>
-              <w:t>内容</w:t>
+              <w:t>日</w:t>
+            </w:r>
+          </w:p>
+        </w:tc>
+        <w:tc>
+          <w:tcPr>
+            <w:tcW w:type="dxa" w:w="2880"/>
+          </w:tcPr>
+          <w:p>
+            <w:r/>
+            <w:r>
+              <w:rPr>
+                <w:rFonts w:ascii="Arial" w:hAnsi="Arial" w:eastAsia="Microsoft YaHei"/>
+                <w:b/>
+                <w:sz w:val="20"/>
+              </w:rPr>
+              <w:t>夜</w:t>
             </w:r>
           </w:p>
         </w:tc>
@@ -157,7 +1487,7 @@
       <w:tr>
         <w:tc>
           <w:tcPr>
-            <w:tcW w:type="dxa" w:w="4320"/>
+            <w:tcW w:type="dxa" w:w="2880"/>
           </w:tcPr>
           <w:p>
             <w:r/>
@@ -167,13 +1497,13 @@
                 <w:b w:val="0"/>
                 <w:sz w:val="20"/>
               </w:rPr>
-              <w:t>产品名称</w:t>
+              <w:t>背景</w:t>
             </w:r>
           </w:p>
         </w:tc>
         <w:tc>
           <w:tcPr>
-            <w:tcW w:type="dxa" w:w="4320"/>
+            <w:tcW w:type="dxa" w:w="2880"/>
           </w:tcPr>
           <w:p>
             <w:r/>
@@ -183,15 +1513,13 @@
                 <w:b w:val="0"/>
                 <w:sz w:val="20"/>
               </w:rPr>
-              <w:t>灵感收纳盒（Inspiration Inbox）</w:t>
+              <w:t>#F5F5F7</w:t>
             </w:r>
           </w:p>
         </w:tc>
-      </w:tr>
-      <w:tr>
         <w:tc>
           <w:tcPr>
-            <w:tcW w:type="dxa" w:w="4320"/>
+            <w:tcW w:type="dxa" w:w="2880"/>
           </w:tcPr>
           <w:p>
             <w:r/>
@@ -201,13 +1529,15 @@
                 <w:b w:val="0"/>
                 <w:sz w:val="20"/>
               </w:rPr>
-              <w:t>产品定位</w:t>
+              <w:t>#0F0F11</w:t>
             </w:r>
           </w:p>
         </w:tc>
+      </w:tr>
+      <w:tr>
         <w:tc>
           <w:tcPr>
-            <w:tcW w:type="dxa" w:w="4320"/>
+            <w:tcW w:type="dxa" w:w="2880"/>
           </w:tcPr>
           <w:p>
             <w:r/>
@@ -217,15 +1547,13 @@
                 <w:b w:val="0"/>
                 <w:sz w:val="20"/>
               </w:rPr>
-              <w:t>高敏人群与创作者的"绝对本地、多模态、防丢失"精神档案库</w:t>
+              <w:t>卡片</w:t>
             </w:r>
           </w:p>
         </w:tc>
-      </w:tr>
-      <w:tr>
         <w:tc>
           <w:tcPr>
-            <w:tcW w:type="dxa" w:w="4320"/>
+            <w:tcW w:type="dxa" w:w="2880"/>
           </w:tcPr>
           <w:p>
             <w:r/>
@@ -235,13 +1563,13 @@
                 <w:b w:val="0"/>
                 <w:sz w:val="20"/>
               </w:rPr>
-              <w:t>核心理念</w:t>
+              <w:t>#FFFFFF</w:t>
             </w:r>
           </w:p>
         </w:tc>
         <w:tc>
           <w:tcPr>
-            <w:tcW w:type="dxa" w:w="4320"/>
+            <w:tcW w:type="dxa" w:w="2880"/>
           </w:tcPr>
           <w:p>
             <w:r/>
@@ -251,7 +1579,7 @@
                 <w:b w:val="0"/>
                 <w:sz w:val="20"/>
               </w:rPr>
-              <w:t>数据主权绝对归用户所有（无需登录、纯前端本地存储）；通过空间分层解决"信息污染"；通过网状关联建立个人审美图谱</w:t>
+              <w:t>#1C1C1E</w:t>
             </w:r>
           </w:p>
         </w:tc>
@@ -259,7 +1587,7 @@
       <w:tr>
         <w:tc>
           <w:tcPr>
-            <w:tcW w:type="dxa" w:w="4320"/>
+            <w:tcW w:type="dxa" w:w="2880"/>
           </w:tcPr>
           <w:p>
             <w:r/>
@@ -269,13 +1597,13 @@
                 <w:b w:val="0"/>
                 <w:sz w:val="20"/>
               </w:rPr>
-              <w:t>视觉风格</w:t>
+              <w:t>主文字</w:t>
             </w:r>
           </w:p>
         </w:tc>
         <w:tc>
           <w:tcPr>
-            <w:tcW w:type="dxa" w:w="4320"/>
+            <w:tcW w:type="dxa" w:w="2880"/>
           </w:tcPr>
           <w:p>
             <w:r/>
@@ -285,15 +1613,13 @@
                 <w:b w:val="0"/>
                 <w:sz w:val="20"/>
               </w:rPr>
-              <w:t>复古未来主义、极简流线、建筑感、毛玻璃质感（日/夜双模式）</w:t>
+              <w:t>#1D1D1F</w:t>
             </w:r>
           </w:p>
         </w:tc>
-      </w:tr>
-      <w:tr>
         <w:tc>
           <w:tcPr>
-            <w:tcW w:type="dxa" w:w="4320"/>
+            <w:tcW w:type="dxa" w:w="2880"/>
           </w:tcPr>
           <w:p>
             <w:r/>
@@ -303,13 +1629,15 @@
                 <w:b w:val="0"/>
                 <w:sz w:val="20"/>
               </w:rPr>
-              <w:t>作品轨道</w:t>
+              <w:t>#F2F2F7</w:t>
             </w:r>
           </w:p>
         </w:tc>
+      </w:tr>
+      <w:tr>
         <w:tc>
           <w:tcPr>
-            <w:tcW w:type="dxa" w:w="4320"/>
+            <w:tcW w:type="dxa" w:w="2880"/>
           </w:tcPr>
           <w:p>
             <w:r/>
@@ -319,8 +1647,116 @@
                 <w:b w:val="0"/>
                 <w:sz w:val="20"/>
               </w:rPr>
-              <w:t>AI 课程 B 轨（实用工具轨），网页应用（Web App）</w:t>
+              <w:t>品牌强调</w:t>
             </w:r>
+          </w:p>
+        </w:tc>
+        <w:tc>
+          <w:tcPr>
+            <w:tcW w:type="dxa" w:w="2880"/>
+          </w:tcPr>
+          <w:p>
+            <w:r/>
+            <w:r>
+              <w:rPr>
+                <w:rFonts w:ascii="Arial" w:hAnsi="Arial" w:eastAsia="Microsoft YaHei"/>
+                <w:b w:val="0"/>
+                <w:sz w:val="20"/>
+              </w:rPr>
+              <w:t>#5E5CE6（日）/ #7D7BFF（夜），仅用于主按钮与链接</w:t>
+            </w:r>
+          </w:p>
+        </w:tc>
+        <w:tc>
+          <w:tcPr>
+            <w:tcW w:type="dxa" w:w="2880"/>
+          </w:tcPr>
+          <w:p>
+            <w:r/>
+          </w:p>
+        </w:tc>
+      </w:tr>
+      <w:tr>
+        <w:tc>
+          <w:tcPr>
+            <w:tcW w:type="dxa" w:w="2880"/>
+          </w:tcPr>
+          <w:p>
+            <w:r/>
+            <w:r>
+              <w:rPr>
+                <w:rFonts w:ascii="Arial" w:hAnsi="Arial" w:eastAsia="Microsoft YaHei"/>
+                <w:b w:val="0"/>
+                <w:sz w:val="20"/>
+              </w:rPr>
+              <w:t>字体</w:t>
+            </w:r>
+          </w:p>
+        </w:tc>
+        <w:tc>
+          <w:tcPr>
+            <w:tcW w:type="dxa" w:w="2880"/>
+          </w:tcPr>
+          <w:p>
+            <w:r/>
+            <w:r>
+              <w:rPr>
+                <w:rFonts w:ascii="Arial" w:hAnsi="Arial" w:eastAsia="Microsoft YaHei"/>
+                <w:b w:val="0"/>
+                <w:sz w:val="20"/>
+              </w:rPr>
+              <w:t>PingFang SC / Helvetica Neue（Windows 回退微软雅黑）；标题 600 字重、字距 0.5px</w:t>
+            </w:r>
+          </w:p>
+        </w:tc>
+        <w:tc>
+          <w:tcPr>
+            <w:tcW w:type="dxa" w:w="2880"/>
+          </w:tcPr>
+          <w:p>
+            <w:r/>
+          </w:p>
+        </w:tc>
+      </w:tr>
+      <w:tr>
+        <w:tc>
+          <w:tcPr>
+            <w:tcW w:type="dxa" w:w="2880"/>
+          </w:tcPr>
+          <w:p>
+            <w:r/>
+            <w:r>
+              <w:rPr>
+                <w:rFonts w:ascii="Arial" w:hAnsi="Arial" w:eastAsia="Microsoft YaHei"/>
+                <w:b w:val="0"/>
+                <w:sz w:val="20"/>
+              </w:rPr>
+              <w:t>圆角</w:t>
+            </w:r>
+          </w:p>
+        </w:tc>
+        <w:tc>
+          <w:tcPr>
+            <w:tcW w:type="dxa" w:w="2880"/>
+          </w:tcPr>
+          <w:p>
+            <w:r/>
+            <w:r>
+              <w:rPr>
+                <w:rFonts w:ascii="Arial" w:hAnsi="Arial" w:eastAsia="Microsoft YaHei"/>
+                <w:b w:val="0"/>
+                <w:sz w:val="20"/>
+              </w:rPr>
+              <w:t>12–16px；毛玻璃含 -webkit 前缀</w:t>
+            </w:r>
+          </w:p>
+        </w:tc>
+        <w:tc>
+          <w:tcPr>
+            <w:tcW w:type="dxa" w:w="2880"/>
+          </w:tcPr>
+          <w:p>
+            <w:r/>
           </w:p>
         </w:tc>
       </w:tr>
@@ -337,7 +1773,7 @@
           <w:color w:val="1D1D1F"/>
           <w:sz w:val="26"/>
         </w:rPr>
-        <w:t>1.1 要解决的真实痛点</w:t>
+        <w:t>3.9 安全铁律（任何版本不可违背）</w:t>
       </w:r>
     </w:p>
     <w:p>
@@ -347,10 +1783,18 @@
       <w:r>
         <w:rPr>
           <w:rFonts w:ascii="Arial" w:hAnsi="Arial" w:eastAsia="Microsoft YaHei"/>
-          <w:b/>
+          <w:b w:val="0"/>
           <w:sz w:val="22"/>
         </w:rPr>
-        <w:t>多端数据割裂</w:t>
+        <w:t xml:space="preserve">所有用户内容一律 </w:t>
+      </w:r>
+      <w:r>
+        <w:rPr>
+          <w:rFonts w:ascii="Consolas" w:hAnsi="Consolas" w:eastAsia="Consolas"/>
+          <w:b w:val="0"/>
+          <w:sz w:val="20"/>
+        </w:rPr>
+        <w:t>textContent</w:t>
       </w:r>
       <w:r>
         <w:rPr>
@@ -358,7 +1802,39 @@
           <w:b w:val="0"/>
           <w:sz w:val="22"/>
         </w:rPr>
-        <w:t>：灵感散落在微信、备忘录、AI 对话、浏览器收藏夹等不同平台，历史碎片难以精准检索；</w:t>
+        <w:t xml:space="preserve"> / </w:t>
+      </w:r>
+      <w:r>
+        <w:rPr>
+          <w:rFonts w:ascii="Consolas" w:hAnsi="Consolas" w:eastAsia="Consolas"/>
+          <w:b w:val="0"/>
+          <w:sz w:val="20"/>
+        </w:rPr>
+        <w:t>createElement</w:t>
+      </w:r>
+      <w:r>
+        <w:rPr>
+          <w:rFonts w:ascii="Arial" w:hAnsi="Arial" w:eastAsia="Microsoft YaHei"/>
+          <w:b w:val="0"/>
+          <w:sz w:val="22"/>
+        </w:rPr>
+        <w:t xml:space="preserve"> 渲染，禁止 </w:t>
+      </w:r>
+      <w:r>
+        <w:rPr>
+          <w:rFonts w:ascii="Consolas" w:hAnsi="Consolas" w:eastAsia="Consolas"/>
+          <w:b w:val="0"/>
+          <w:sz w:val="20"/>
+        </w:rPr>
+        <w:t>innerHTML</w:t>
+      </w:r>
+      <w:r>
+        <w:rPr>
+          <w:rFonts w:ascii="Arial" w:hAnsi="Arial" w:eastAsia="Microsoft YaHei"/>
+          <w:b w:val="0"/>
+          <w:sz w:val="22"/>
+        </w:rPr>
+        <w:t xml:space="preserve"> 插入用户数据；</w:t>
       </w:r>
     </w:p>
     <w:p>
@@ -368,10 +1844,18 @@
       <w:r>
         <w:rPr>
           <w:rFonts w:ascii="Arial" w:hAnsi="Arial" w:eastAsia="Microsoft YaHei"/>
-          <w:b/>
+          <w:b w:val="0"/>
           <w:sz w:val="22"/>
         </w:rPr>
-        <w:t>多模态素材无法关联</w:t>
+        <w:t xml:space="preserve">外链仅允许 http/https 协议（V1.4 链接功能的硬约束，杜绝 </w:t>
+      </w:r>
+      <w:r>
+        <w:rPr>
+          <w:rFonts w:ascii="Consolas" w:hAnsi="Consolas" w:eastAsia="Consolas"/>
+          <w:b w:val="0"/>
+          <w:sz w:val="20"/>
+        </w:rPr>
+        <w:t>javascript:</w:t>
       </w:r>
       <w:r>
         <w:rPr>
@@ -379,7 +1863,23 @@
           <w:b w:val="0"/>
           <w:sz w:val="22"/>
         </w:rPr>
-        <w:t>：文字、图片、链接、声音之间无法建立联系；</w:t>
+        <w:t xml:space="preserve"> 注入），新标签打开且带 </w:t>
+      </w:r>
+      <w:r>
+        <w:rPr>
+          <w:rFonts w:ascii="Consolas" w:hAnsi="Consolas" w:eastAsia="Consolas"/>
+          <w:b w:val="0"/>
+          <w:sz w:val="20"/>
+        </w:rPr>
+        <w:t>rel="noopener noreferrer"</w:t>
+      </w:r>
+      <w:r>
+        <w:rPr>
+          <w:rFonts w:ascii="Arial" w:hAnsi="Arial" w:eastAsia="Microsoft YaHei"/>
+          <w:b w:val="0"/>
+          <w:sz w:val="22"/>
+        </w:rPr>
+        <w:t>；</w:t>
       </w:r>
     </w:p>
     <w:p>
@@ -389,18 +1889,10 @@
       <w:r>
         <w:rPr>
           <w:rFonts w:ascii="Arial" w:hAnsi="Arial" w:eastAsia="Microsoft YaHei"/>
-          <w:b/>
-          <w:sz w:val="22"/>
-        </w:rPr>
-        <w:t>隐私焦虑</w:t>
-      </w:r>
-      <w:r>
-        <w:rPr>
-          <w:rFonts w:ascii="Arial" w:hAnsi="Arial" w:eastAsia="Microsoft YaHei"/>
           <w:b w:val="0"/>
           <w:sz w:val="22"/>
         </w:rPr>
-        <w:t>：现有云端工具大多需要账号，私密灵感不愿上传；界面缺乏审美呼吸感；</w:t>
+        <w:t>不收集任何用户信息；令牌仅存本机 IndexedDB；</w:t>
       </w:r>
     </w:p>
     <w:p>
@@ -410,10 +1902,18 @@
       <w:r>
         <w:rPr>
           <w:rFonts w:ascii="Arial" w:hAnsi="Arial" w:eastAsia="Microsoft YaHei"/>
-          <w:b/>
+          <w:b w:val="0"/>
           <w:sz w:val="22"/>
         </w:rPr>
-        <w:t>信息污染</w:t>
+        <w:t xml:space="preserve">XSS 自测（输入 </w:t>
+      </w:r>
+      <w:r>
+        <w:rPr>
+          <w:rFonts w:ascii="Consolas" w:hAnsi="Consolas" w:eastAsia="Consolas"/>
+          <w:b w:val="0"/>
+          <w:sz w:val="20"/>
+        </w:rPr>
+        <w:t>&lt;script&gt;alert(1)&lt;/script&gt;</w:t>
       </w:r>
       <w:r>
         <w:rPr>
@@ -421,7 +1921,107 @@
           <w:b w:val="0"/>
           <w:sz w:val="22"/>
         </w:rPr>
-        <w:t>：缺乏对信息的分层管理，高价值灵感与备用素材混杂，杂乱堆积污染灵感空间。</w:t>
+        <w:t>）必须永远通过。</w:t>
+      </w:r>
+    </w:p>
+    <w:p>
+      <w:pPr>
+        <w:spacing w:before="280" w:after="120"/>
+      </w:pPr>
+      <w:r>
+        <w:rPr>
+          <w:rFonts w:ascii="Arial" w:hAnsi="Arial" w:eastAsia="Microsoft YaHei"/>
+          <w:b/>
+          <w:color w:val="1D1D1F"/>
+          <w:sz w:val="32"/>
+        </w:rPr>
+        <w:t>四、目标用户与场景</w:t>
+      </w:r>
+    </w:p>
+    <w:p>
+      <w:r>
+        <w:rPr>
+          <w:rFonts w:ascii="Arial" w:hAnsi="Arial" w:eastAsia="Microsoft YaHei"/>
+          <w:b w:val="0"/>
+          <w:sz w:val="22"/>
+        </w:rPr>
+        <w:t>文科生、研究者、创作者、任何"想法很多但懒得整理"的人。典型场景：</w:t>
+      </w:r>
+    </w:p>
+    <w:p>
+      <w:pPr>
+        <w:pStyle w:val="ListBullet"/>
+      </w:pPr>
+      <w:r>
+        <w:rPr>
+          <w:rFonts w:ascii="Arial" w:hAnsi="Arial" w:eastAsia="Microsoft YaHei"/>
+          <w:b w:val="0"/>
+          <w:sz w:val="22"/>
+        </w:rPr>
+        <w:t>地铁上突然想到一句话 → 手机扔进冷库；</w:t>
+      </w:r>
+    </w:p>
+    <w:p>
+      <w:pPr>
+        <w:pStyle w:val="ListBullet"/>
+      </w:pPr>
+      <w:r>
+        <w:rPr>
+          <w:rFonts w:ascii="Arial" w:hAnsi="Arial" w:eastAsia="Microsoft YaHei"/>
+          <w:b w:val="0"/>
+          <w:sz w:val="22"/>
+        </w:rPr>
+        <w:t>看到一张图/一个链接 → 粘贴/分享进盒；</w:t>
+      </w:r>
+    </w:p>
+    <w:p>
+      <w:pPr>
+        <w:pStyle w:val="ListBullet"/>
+      </w:pPr>
+      <w:r>
+        <w:rPr>
+          <w:rFonts w:ascii="Arial" w:hAnsi="Arial" w:eastAsia="Microsoft YaHei"/>
+          <w:b w:val="0"/>
+          <w:sz w:val="22"/>
+        </w:rPr>
+        <w:t>周末翻找，把相关碎片拖进工作台，关联、补充（V2.0）；</w:t>
+      </w:r>
+    </w:p>
+    <w:p>
+      <w:pPr>
+        <w:pStyle w:val="ListBullet"/>
+      </w:pPr>
+      <w:r>
+        <w:rPr>
+          <w:rFonts w:ascii="Arial" w:hAnsi="Arial" w:eastAsia="Microsoft YaHei"/>
+          <w:b w:val="0"/>
+          <w:sz w:val="22"/>
+        </w:rPr>
+        <w:t>最终把打磨好的片段移入内核；V2.5 内核支持 Markdown 导出。</w:t>
+      </w:r>
+    </w:p>
+    <w:p>
+      <w:r>
+        <w:rPr>
+          <w:rFonts w:ascii="Arial" w:hAnsi="Arial" w:eastAsia="Microsoft YaHei"/>
+          <w:b w:val="0"/>
+          <w:sz w:val="22"/>
+        </w:rPr>
+        <w:t>三端真实使用画像（已实现）：Windows 电脑（主库，Chrome/Edge）、iPad（Safari 主屏幕 App）、华为鸿蒙手机（华为浏览器/出境易 Edge），三端通过端到端加密云同步保持一致。</w:t>
+      </w:r>
+    </w:p>
+    <w:p>
+      <w:pPr>
+        <w:spacing w:before="280" w:after="120"/>
+      </w:pPr>
+      <w:r>
+        <w:rPr>
+          <w:rFonts w:ascii="Arial" w:hAnsi="Arial" w:eastAsia="Microsoft YaHei"/>
+          <w:b/>
+          <w:color w:val="1D1D1F"/>
+          <w:sz w:val="32"/>
+        </w:rPr>
+        <w:t>五、当前版本状态（截至 2026-10-30）</w:t>
       </w:r>
     </w:p>
     <w:p>
@@ -435,1486 +2035,7 @@
           <w:color w:val="1D1D1F"/>
           <w:sz w:val="26"/>
         </w:rPr>
-        <w:t>1.2 产品哲学</w:t>
-      </w:r>
-    </w:p>
-    <w:p>
-      <w:pPr>
-        <w:pStyle w:val="ListBullet"/>
-      </w:pPr>
-      <w:r>
-        <w:rPr>
-          <w:rFonts w:ascii="Arial" w:hAnsi="Arial" w:eastAsia="Microsoft YaHei"/>
-          <w:b/>
-          <w:sz w:val="22"/>
-        </w:rPr>
-        <w:t>从"信息滞积"到"知识代谢"</w:t>
-      </w:r>
-      <w:r>
-        <w:rPr>
-          <w:rFonts w:ascii="Arial" w:hAnsi="Arial" w:eastAsia="Microsoft YaHei"/>
-          <w:b w:val="0"/>
-          <w:sz w:val="22"/>
-        </w:rPr>
-        <w:t>：让积压的碎片被拿出来"晒太阳"，成为可调用的工具与素材，而非黏着的负担；同时刻意保留"不代谢"的冷库空间。</w:t>
-      </w:r>
-    </w:p>
-    <w:p>
-      <w:pPr>
-        <w:pStyle w:val="ListBullet"/>
-      </w:pPr>
-      <w:r>
-        <w:rPr>
-          <w:rFonts w:ascii="Arial" w:hAnsi="Arial" w:eastAsia="Microsoft YaHei"/>
-          <w:b/>
-          <w:sz w:val="22"/>
-        </w:rPr>
-        <w:t>数据主权即安全感</w:t>
-      </w:r>
-      <w:r>
-        <w:rPr>
-          <w:rFonts w:ascii="Arial" w:hAnsi="Arial" w:eastAsia="Microsoft YaHei"/>
-          <w:b w:val="0"/>
-          <w:sz w:val="22"/>
-        </w:rPr>
-        <w:t>：纯前端单文件、无服务器、数据不离开浏览器——物理级隔离，黑客"无从下口"。在 AI 时代，把数据留在本地，是抵抗算法剥削和隐私泄露的防御性设计。</w:t>
-      </w:r>
-    </w:p>
-    <w:p>
-      <w:pPr>
-        <w:pStyle w:val="ListBullet"/>
-      </w:pPr>
-      <w:r>
-        <w:rPr>
-          <w:rFonts w:ascii="Arial" w:hAnsi="Arial" w:eastAsia="Microsoft YaHei"/>
-          <w:b/>
-          <w:sz w:val="22"/>
-        </w:rPr>
-        <w:t>为人（而非平台）而设计</w:t>
-      </w:r>
-      <w:r>
-        <w:rPr>
-          <w:rFonts w:ascii="Arial" w:hAnsi="Arial" w:eastAsia="Microsoft YaHei"/>
-          <w:b w:val="0"/>
-          <w:sz w:val="22"/>
-        </w:rPr>
-        <w:t>：不追求大而全的模板，只为真实的"痛感"服务。</w:t>
-      </w:r>
-    </w:p>
-    <w:p>
-      <w:pPr>
-        <w:spacing w:before="280" w:after="120"/>
-      </w:pPr>
-      <w:r>
-        <w:rPr>
-          <w:rFonts w:ascii="Arial" w:hAnsi="Arial" w:eastAsia="Microsoft YaHei"/>
-          <w:b/>
-          <w:color w:val="1D1D1F"/>
-          <w:sz w:val="32"/>
-        </w:rPr>
-        <w:t>二、核心架构：三层空间（Spatial Layering）</w:t>
-      </w:r>
-    </w:p>
-    <w:p>
-      <w:r>
-        <w:rPr>
-          <w:rFonts w:ascii="Arial" w:hAnsi="Arial" w:eastAsia="Microsoft YaHei"/>
-          <w:b w:val="0"/>
-          <w:sz w:val="22"/>
-        </w:rPr>
-        <w:t>为解决"灵感"与"素材"混杂导致的污染问题，设立三个完全隔离的 Tab：</w:t>
-      </w:r>
-    </w:p>
-    <w:p>
-      <w:pPr>
-        <w:spacing w:before="200" w:after="120"/>
-      </w:pPr>
-      <w:r>
-        <w:rPr>
-          <w:rFonts w:ascii="Arial" w:hAnsi="Arial" w:eastAsia="Microsoft YaHei"/>
-          <w:b/>
-          <w:color w:val="1D1D1F"/>
-          <w:sz w:val="26"/>
-        </w:rPr>
-        <w:t>2.1 冷库（Cold Storage）</w:t>
-      </w:r>
-    </w:p>
-    <w:p>
-      <w:pPr>
-        <w:pStyle w:val="ListBullet"/>
-      </w:pPr>
-      <w:r>
-        <w:rPr>
-          <w:rFonts w:ascii="Arial" w:hAnsi="Arial" w:eastAsia="Microsoft YaHei"/>
-          <w:b/>
-          <w:sz w:val="22"/>
-        </w:rPr>
-        <w:t>定位</w:t>
-      </w:r>
-      <w:r>
-        <w:rPr>
-          <w:rFonts w:ascii="Arial" w:hAnsi="Arial" w:eastAsia="Microsoft YaHei"/>
-          <w:b w:val="0"/>
-          <w:sz w:val="22"/>
-        </w:rPr>
-        <w:t>：存放低情感、高实用素材（剪辑 BGM、配色卡、散落文献截图等）。</w:t>
-      </w:r>
-    </w:p>
-    <w:p>
-      <w:pPr>
-        <w:pStyle w:val="ListBullet"/>
-      </w:pPr>
-      <w:r>
-        <w:rPr>
-          <w:rFonts w:ascii="Arial" w:hAnsi="Arial" w:eastAsia="Microsoft YaHei"/>
-          <w:b/>
-          <w:sz w:val="22"/>
-        </w:rPr>
-        <w:t>风格</w:t>
-      </w:r>
-      <w:r>
-        <w:rPr>
-          <w:rFonts w:ascii="Arial" w:hAnsi="Arial" w:eastAsia="Microsoft YaHei"/>
-          <w:b w:val="0"/>
-          <w:sz w:val="22"/>
-        </w:rPr>
-        <w:t>：弱化呼吸感，强调极致的工具性。像仓库的货架，可用稍暗的色调。</w:t>
-      </w:r>
-    </w:p>
-    <w:p>
-      <w:pPr>
-        <w:pStyle w:val="ListBullet"/>
-      </w:pPr>
-      <w:r>
-        <w:rPr>
-          <w:rFonts w:ascii="Arial" w:hAnsi="Arial" w:eastAsia="Microsoft YaHei"/>
-          <w:b/>
-          <w:sz w:val="22"/>
-        </w:rPr>
-        <w:t>逻辑</w:t>
-      </w:r>
-      <w:r>
-        <w:rPr>
-          <w:rFonts w:ascii="Arial" w:hAnsi="Arial" w:eastAsia="Microsoft YaHei"/>
-          <w:b w:val="0"/>
-          <w:sz w:val="22"/>
-        </w:rPr>
-        <w:t>：不需要写长篇大论的想法，只打客观标签（如 #赛博朋克、#BGM/高燃），方便未来检索。</w:t>
-      </w:r>
-    </w:p>
-    <w:p>
-      <w:pPr>
-        <w:pStyle w:val="ListBullet"/>
-      </w:pPr>
-      <w:r>
-        <w:rPr>
-          <w:rFonts w:ascii="Arial" w:hAnsi="Arial" w:eastAsia="Microsoft YaHei"/>
-          <w:b/>
-          <w:sz w:val="22"/>
-        </w:rPr>
-        <w:t>比喻</w:t>
-      </w:r>
-      <w:r>
-        <w:rPr>
-          <w:rFonts w:ascii="Arial" w:hAnsi="Arial" w:eastAsia="Microsoft YaHei"/>
-          <w:b w:val="0"/>
-          <w:sz w:val="22"/>
-        </w:rPr>
-        <w:t>：博物馆的库房，不常打开但保证安全；压缩存储、索引化、可导出。</w:t>
-      </w:r>
-    </w:p>
-    <w:p>
-      <w:pPr>
-        <w:spacing w:before="200" w:after="120"/>
-      </w:pPr>
-      <w:r>
-        <w:rPr>
-          <w:rFonts w:ascii="Arial" w:hAnsi="Arial" w:eastAsia="Microsoft YaHei"/>
-          <w:b/>
-          <w:color w:val="1D1D1F"/>
-          <w:sz w:val="26"/>
-        </w:rPr>
-        <w:t>2.2 工作台（Workspace / Workbench）</w:t>
-      </w:r>
-    </w:p>
-    <w:p>
-      <w:pPr>
-        <w:pStyle w:val="ListBullet"/>
-      </w:pPr>
-      <w:r>
-        <w:rPr>
-          <w:rFonts w:ascii="Arial" w:hAnsi="Arial" w:eastAsia="Microsoft YaHei"/>
-          <w:b/>
-          <w:sz w:val="22"/>
-        </w:rPr>
-        <w:t>定位</w:t>
-      </w:r>
-      <w:r>
-        <w:rPr>
-          <w:rFonts w:ascii="Arial" w:hAnsi="Arial" w:eastAsia="Microsoft YaHei"/>
-          <w:b w:val="0"/>
-          <w:sz w:val="22"/>
-        </w:rPr>
-        <w:t>：默认主界面。存放高情感、碎片化的灵感。</w:t>
-      </w:r>
-    </w:p>
-    <w:p>
-      <w:pPr>
-        <w:pStyle w:val="ListBullet"/>
-      </w:pPr>
-      <w:r>
-        <w:rPr>
-          <w:rFonts w:ascii="Arial" w:hAnsi="Arial" w:eastAsia="Microsoft YaHei"/>
-          <w:b/>
-          <w:sz w:val="22"/>
-        </w:rPr>
-        <w:t>风格</w:t>
-      </w:r>
-      <w:r>
-        <w:rPr>
-          <w:rFonts w:ascii="Arial" w:hAnsi="Arial" w:eastAsia="Microsoft YaHei"/>
-          <w:b w:val="0"/>
-          <w:sz w:val="22"/>
-        </w:rPr>
-        <w:t>：极致的建筑美学沉浸感——建筑感、极简、大留白、日夜模式。</w:t>
-      </w:r>
-    </w:p>
-    <w:p>
-      <w:pPr>
-        <w:pStyle w:val="ListBullet"/>
-      </w:pPr>
-      <w:r>
-        <w:rPr>
-          <w:rFonts w:ascii="Arial" w:hAnsi="Arial" w:eastAsia="Microsoft YaHei"/>
-          <w:b/>
-          <w:sz w:val="22"/>
-        </w:rPr>
-        <w:t>逻辑</w:t>
-      </w:r>
-      <w:r>
-        <w:rPr>
-          <w:rFonts w:ascii="Arial" w:hAnsi="Arial" w:eastAsia="Microsoft YaHei"/>
-          <w:b w:val="0"/>
-          <w:sz w:val="22"/>
-        </w:rPr>
-        <w:t>：支持复杂的嵌套、关联、情绪化标签；瀑布流展示、标签过滤、全文检索、随机抽取（灵感碰撞）。</w:t>
-      </w:r>
-    </w:p>
-    <w:p>
-      <w:pPr>
-        <w:pStyle w:val="ListBullet"/>
-      </w:pPr>
-      <w:r>
-        <w:rPr>
-          <w:rFonts w:ascii="Arial" w:hAnsi="Arial" w:eastAsia="Microsoft YaHei"/>
-          <w:b/>
-          <w:sz w:val="22"/>
-        </w:rPr>
-        <w:t>比喻</w:t>
-      </w:r>
-      <w:r>
-        <w:rPr>
-          <w:rFonts w:ascii="Arial" w:hAnsi="Arial" w:eastAsia="Microsoft YaHei"/>
-          <w:b w:val="0"/>
-          <w:sz w:val="22"/>
-        </w:rPr>
-        <w:t>：设计师的桌面，随手可及。</w:t>
-      </w:r>
-    </w:p>
-    <w:p>
-      <w:pPr>
-        <w:spacing w:before="200" w:after="120"/>
-      </w:pPr>
-      <w:r>
-        <w:rPr>
-          <w:rFonts w:ascii="Arial" w:hAnsi="Arial" w:eastAsia="Microsoft YaHei"/>
-          <w:b/>
-          <w:color w:val="1D1D1F"/>
-          <w:sz w:val="26"/>
-        </w:rPr>
-        <w:t>2.3 内核（Core Vault）</w:t>
-      </w:r>
-    </w:p>
-    <w:p>
-      <w:pPr>
-        <w:pStyle w:val="ListBullet"/>
-      </w:pPr>
-      <w:r>
-        <w:rPr>
-          <w:rFonts w:ascii="Arial" w:hAnsi="Arial" w:eastAsia="Microsoft YaHei"/>
-          <w:b/>
-          <w:sz w:val="22"/>
-        </w:rPr>
-        <w:t>定位</w:t>
-      </w:r>
-      <w:r>
-        <w:rPr>
-          <w:rFonts w:ascii="Arial" w:hAnsi="Arial" w:eastAsia="Microsoft YaHei"/>
-          <w:b w:val="0"/>
-          <w:sz w:val="22"/>
-        </w:rPr>
-        <w:t>：高度凝练的结构化档案（个人成长报告、小说世界观等）。</w:t>
-      </w:r>
-    </w:p>
-    <w:p>
-      <w:pPr>
-        <w:pStyle w:val="ListBullet"/>
-      </w:pPr>
-      <w:r>
-        <w:rPr>
-          <w:rFonts w:ascii="Arial" w:hAnsi="Arial" w:eastAsia="Microsoft YaHei"/>
-          <w:b/>
-          <w:sz w:val="22"/>
-        </w:rPr>
-        <w:t>风格</w:t>
-      </w:r>
-      <w:r>
-        <w:rPr>
-          <w:rFonts w:ascii="Arial" w:hAnsi="Arial" w:eastAsia="Microsoft YaHei"/>
-          <w:b w:val="0"/>
-          <w:sz w:val="22"/>
-        </w:rPr>
-        <w:t>：极度克制。不能是散落的瀑布流，必须是结构化的文档（Markdown 渲染的目录树或折叠面板），像一本庄严的、不可轻易修改的"羊皮卷"。</w:t>
-      </w:r>
-    </w:p>
-    <w:p>
-      <w:pPr>
-        <w:pStyle w:val="ListBullet"/>
-      </w:pPr>
-      <w:r>
-        <w:rPr>
-          <w:rFonts w:ascii="Arial" w:hAnsi="Arial" w:eastAsia="Microsoft YaHei"/>
-          <w:b/>
-          <w:sz w:val="22"/>
-        </w:rPr>
-        <w:t>逻辑</w:t>
-      </w:r>
-      <w:r>
-        <w:rPr>
-          <w:rFonts w:ascii="Arial" w:hAnsi="Arial" w:eastAsia="Microsoft YaHei"/>
-          <w:b w:val="0"/>
-          <w:sz w:val="22"/>
-        </w:rPr>
-        <w:t>：禁止随意修改；支持一键导出 Markdown；承担数据管理、导入导出、设置的工具箱职能。</w:t>
-      </w:r>
-    </w:p>
-    <w:p>
-      <w:pPr>
-        <w:spacing w:before="280" w:after="120"/>
-      </w:pPr>
-      <w:r>
-        <w:rPr>
-          <w:rFonts w:ascii="Arial" w:hAnsi="Arial" w:eastAsia="Microsoft YaHei"/>
-          <w:b/>
-          <w:color w:val="1D1D1F"/>
-          <w:sz w:val="32"/>
-        </w:rPr>
-        <w:t>三、功能全景（含已实现与未实现的所有设想）</w:t>
-      </w:r>
-    </w:p>
-    <w:p>
-      <w:pPr>
-        <w:spacing w:before="200" w:after="120"/>
-      </w:pPr>
-      <w:r>
-        <w:rPr>
-          <w:rFonts w:ascii="Arial" w:hAnsi="Arial" w:eastAsia="Microsoft YaHei"/>
-          <w:b/>
-          <w:color w:val="1D1D1F"/>
-          <w:sz w:val="26"/>
-        </w:rPr>
-        <w:t>3.1 多模态录入机制</w:t>
-      </w:r>
-    </w:p>
-    <w:p>
-      <w:pPr>
-        <w:pStyle w:val="ListBullet"/>
-      </w:pPr>
-      <w:r>
-        <w:rPr>
-          <w:rFonts w:ascii="Arial" w:hAnsi="Arial" w:eastAsia="Microsoft YaHei"/>
-          <w:b/>
-          <w:sz w:val="22"/>
-        </w:rPr>
-        <w:t>基础字段</w:t>
-      </w:r>
-      <w:r>
-        <w:rPr>
-          <w:rFonts w:ascii="Arial" w:hAnsi="Arial" w:eastAsia="Microsoft YaHei"/>
-          <w:b w:val="0"/>
-          <w:sz w:val="22"/>
-        </w:rPr>
-        <w:t>：长文本录入、多维标签（如 #科幻 #待用）。</w:t>
-      </w:r>
-    </w:p>
-    <w:p>
-      <w:pPr>
-        <w:pStyle w:val="ListBullet"/>
-      </w:pPr>
-      <w:r>
-        <w:rPr>
-          <w:rFonts w:ascii="Arial" w:hAnsi="Arial" w:eastAsia="Microsoft YaHei"/>
-          <w:b/>
-          <w:sz w:val="22"/>
-        </w:rPr>
-        <w:t>图像</w:t>
-      </w:r>
-      <w:r>
-        <w:rPr>
-          <w:rFonts w:ascii="Arial" w:hAnsi="Arial" w:eastAsia="Microsoft YaHei"/>
-          <w:b w:val="0"/>
-          <w:sz w:val="22"/>
-        </w:rPr>
-        <w:t>：支持上传/粘贴图片，前端用 Canvas 压缩后转 Base64 存入本地。</w:t>
-      </w:r>
-    </w:p>
-    <w:p>
-      <w:pPr>
-        <w:pStyle w:val="ListBullet"/>
-      </w:pPr>
-      <w:r>
-        <w:rPr>
-          <w:rFonts w:ascii="Arial" w:hAnsi="Arial" w:eastAsia="Microsoft YaHei"/>
-          <w:b/>
-          <w:sz w:val="22"/>
-        </w:rPr>
-        <w:t>音乐/重型多媒体（降维妥协）</w:t>
-      </w:r>
-      <w:r>
-        <w:rPr>
-          <w:rFonts w:ascii="Arial" w:hAnsi="Arial" w:eastAsia="Microsoft YaHei"/>
-          <w:b w:val="0"/>
-          <w:sz w:val="22"/>
-        </w:rPr>
-        <w:t>：</w:t>
-      </w:r>
-      <w:r>
-        <w:rPr>
-          <w:rFonts w:ascii="Arial" w:hAnsi="Arial" w:eastAsia="Microsoft YaHei"/>
-          <w:b/>
-          <w:sz w:val="22"/>
-        </w:rPr>
-        <w:t>不允许直接上传 MP3/MP4</w:t>
-      </w:r>
-      <w:r>
-        <w:rPr>
-          <w:rFonts w:ascii="Arial" w:hAnsi="Arial" w:eastAsia="Microsoft YaHei"/>
-          <w:b w:val="0"/>
-          <w:sz w:val="22"/>
-        </w:rPr>
-        <w:t>（会导致浏览器内存崩溃 OOM）。改为"链接引用"模式：</w:t>
-      </w:r>
-    </w:p>
-    <w:p>
-      <w:pPr>
-        <w:pStyle w:val="ListBullet"/>
-      </w:pPr>
-      <w:r>
-        <w:rPr>
-          <w:rFonts w:ascii="Arial" w:hAnsi="Arial" w:eastAsia="Microsoft YaHei"/>
-          <w:b w:val="0"/>
-          <w:sz w:val="22"/>
-        </w:rPr>
-        <w:t>支持粘贴音频直链、封面图；</w:t>
-      </w:r>
-    </w:p>
-    <w:p>
-      <w:pPr>
-        <w:pStyle w:val="ListBullet"/>
-      </w:pPr>
-      <w:r>
-        <w:rPr>
-          <w:rFonts w:ascii="Arial" w:hAnsi="Arial" w:eastAsia="Microsoft YaHei"/>
-          <w:b w:val="0"/>
-          <w:sz w:val="22"/>
-        </w:rPr>
-        <w:t>音乐导入弹窗（极具建筑感的极简输入框）包含：音频链接、封面图、"当时感受（听歌通感，如'像极地干冰的摩擦声'）"、随想备注；</w:t>
-      </w:r>
-    </w:p>
-    <w:p>
-      <w:pPr>
-        <w:pStyle w:val="ListBullet"/>
-      </w:pPr>
-      <w:r>
-        <w:rPr>
-          <w:rFonts w:ascii="Arial" w:hAnsi="Arial" w:eastAsia="Microsoft YaHei"/>
-          <w:b w:val="0"/>
-          <w:sz w:val="22"/>
-        </w:rPr>
-        <w:t>具备"一键粘贴剪贴板"功能；</w:t>
-      </w:r>
-    </w:p>
-    <w:p>
-      <w:pPr>
-        <w:pStyle w:val="ListBullet"/>
-      </w:pPr>
-      <w:r>
-        <w:rPr>
-          <w:rFonts w:ascii="Arial" w:hAnsi="Arial" w:eastAsia="Microsoft YaHei"/>
-          <w:b w:val="0"/>
-          <w:sz w:val="22"/>
-        </w:rPr>
-        <w:t>渲染极简 HTML5 audio 播放条。</w:t>
-      </w:r>
-    </w:p>
-    <w:p>
-      <w:pPr>
-        <w:spacing w:before="200" w:after="120"/>
-      </w:pPr>
-      <w:r>
-        <w:rPr>
-          <w:rFonts w:ascii="Arial" w:hAnsi="Arial" w:eastAsia="Microsoft YaHei"/>
-          <w:b/>
-          <w:color w:val="1D1D1F"/>
-          <w:sz w:val="26"/>
-        </w:rPr>
-        <w:t>3.2 展示与交互（抽屉式与防遮挡）</w:t>
-      </w:r>
-    </w:p>
-    <w:p>
-      <w:pPr>
-        <w:pStyle w:val="ListBullet"/>
-      </w:pPr>
-      <w:r>
-        <w:rPr>
-          <w:rFonts w:ascii="Arial" w:hAnsi="Arial" w:eastAsia="Microsoft YaHei"/>
-          <w:b/>
-          <w:sz w:val="22"/>
-        </w:rPr>
-        <w:t>瀑布流主视图</w:t>
-      </w:r>
-      <w:r>
-        <w:rPr>
-          <w:rFonts w:ascii="Arial" w:hAnsi="Arial" w:eastAsia="Microsoft YaHei"/>
-          <w:b w:val="0"/>
-          <w:sz w:val="22"/>
-        </w:rPr>
-        <w:t>：基于 CSS Columns 的多端自适应卡片流（电脑 3 列 / 平板 2 列 / 手机 1-2 列），保持建筑感留白。</w:t>
-      </w:r>
-    </w:p>
-    <w:p>
-      <w:pPr>
-        <w:pStyle w:val="ListBullet"/>
-      </w:pPr>
-      <w:r>
-        <w:rPr>
-          <w:rFonts w:ascii="Arial" w:hAnsi="Arial" w:eastAsia="Microsoft YaHei"/>
-          <w:b/>
-          <w:sz w:val="22"/>
-        </w:rPr>
-        <w:t>卡片悬浮反馈</w:t>
-      </w:r>
-      <w:r>
-        <w:rPr>
-          <w:rFonts w:ascii="Arial" w:hAnsi="Arial" w:eastAsia="Microsoft YaHei"/>
-          <w:b w:val="0"/>
-          <w:sz w:val="22"/>
-        </w:rPr>
-        <w:t>：Hover 时轻微上浮并加深阴影。</w:t>
-      </w:r>
-    </w:p>
-    <w:p>
-      <w:pPr>
-        <w:pStyle w:val="ListBullet"/>
-      </w:pPr>
-      <w:r>
-        <w:rPr>
-          <w:rFonts w:ascii="Arial" w:hAnsi="Arial" w:eastAsia="Microsoft YaHei"/>
-          <w:b/>
-          <w:sz w:val="22"/>
-        </w:rPr>
-        <w:t>抽屉式详情（Drawer）</w:t>
-      </w:r>
-      <w:r>
-        <w:rPr>
-          <w:rFonts w:ascii="Arial" w:hAnsi="Arial" w:eastAsia="Microsoft YaHei"/>
-          <w:b w:val="0"/>
-          <w:sz w:val="22"/>
-        </w:rPr>
-        <w:t>：放弃画中画居中弹窗（会遮挡背景）：</w:t>
-      </w:r>
-    </w:p>
-    <w:p>
-      <w:pPr>
-        <w:pStyle w:val="ListBullet"/>
-      </w:pPr>
-      <w:r>
-        <w:rPr>
-          <w:rFonts w:ascii="Arial" w:hAnsi="Arial" w:eastAsia="Microsoft YaHei"/>
-          <w:b w:val="0"/>
-          <w:sz w:val="22"/>
-        </w:rPr>
-        <w:t>手机端：点击卡片从底部向上滑出抽屉（占屏 60%）；</w:t>
-      </w:r>
-    </w:p>
-    <w:p>
-      <w:pPr>
-        <w:pStyle w:val="ListBullet"/>
-      </w:pPr>
-      <w:r>
-        <w:rPr>
-          <w:rFonts w:ascii="Arial" w:hAnsi="Arial" w:eastAsia="Microsoft YaHei"/>
-          <w:b w:val="0"/>
-          <w:sz w:val="22"/>
-        </w:rPr>
-        <w:t>电脑端：从右侧滑出抽屉（宽 40%）；</w:t>
-      </w:r>
-    </w:p>
-    <w:p>
-      <w:pPr>
-        <w:pStyle w:val="ListBullet"/>
-      </w:pPr>
-      <w:r>
-        <w:rPr>
-          <w:rFonts w:ascii="Arial" w:hAnsi="Arial" w:eastAsia="Microsoft YaHei"/>
-          <w:b w:val="0"/>
-          <w:sz w:val="22"/>
-        </w:rPr>
-        <w:t>抽屉打开时</w:t>
-      </w:r>
-      <w:r>
-        <w:rPr>
-          <w:rFonts w:ascii="Arial" w:hAnsi="Arial" w:eastAsia="Microsoft YaHei"/>
-          <w:b/>
-          <w:sz w:val="22"/>
-        </w:rPr>
-        <w:t>不加全黑遮罩</w:t>
-      </w:r>
-      <w:r>
-        <w:rPr>
-          <w:rFonts w:ascii="Arial" w:hAnsi="Arial" w:eastAsia="Microsoft YaHei"/>
-          <w:b w:val="0"/>
-          <w:sz w:val="22"/>
-        </w:rPr>
-        <w:t>，背景瀑布流依然可以上下滑动，实现"一边看详情，一边翻找其他灵感"；</w:t>
-      </w:r>
-    </w:p>
-    <w:p>
-      <w:pPr>
-        <w:pStyle w:val="ListBullet"/>
-      </w:pPr>
-      <w:r>
-        <w:rPr>
-          <w:rFonts w:ascii="Arial" w:hAnsi="Arial" w:eastAsia="Microsoft YaHei"/>
-          <w:b w:val="0"/>
-          <w:sz w:val="22"/>
-        </w:rPr>
-        <w:t>滑出动画平滑（transition: transform 0.3s ease-out）。</w:t>
-      </w:r>
-    </w:p>
-    <w:p>
-      <w:pPr>
-        <w:pStyle w:val="ListBullet"/>
-      </w:pPr>
-      <w:r>
-        <w:rPr>
-          <w:rFonts w:ascii="Arial" w:hAnsi="Arial" w:eastAsia="Microsoft YaHei"/>
-          <w:b/>
-          <w:sz w:val="22"/>
-        </w:rPr>
-        <w:t>多选勾选关联</w:t>
-      </w:r>
-      <w:r>
-        <w:rPr>
-          <w:rFonts w:ascii="Arial" w:hAnsi="Arial" w:eastAsia="Microsoft YaHei"/>
-          <w:b w:val="0"/>
-          <w:sz w:val="22"/>
-        </w:rPr>
-        <w:t>：</w:t>
-      </w:r>
-      <w:r>
-        <w:rPr>
-          <w:rFonts w:ascii="Arial" w:hAnsi="Arial" w:eastAsia="Microsoft YaHei"/>
-          <w:b/>
-          <w:sz w:val="22"/>
-        </w:rPr>
-        <w:t>绝对禁止拖拽交互</w:t>
-      </w:r>
-      <w:r>
-        <w:rPr>
-          <w:rFonts w:ascii="Arial" w:hAnsi="Arial" w:eastAsia="Microsoft YaHei"/>
-          <w:b w:val="0"/>
-          <w:sz w:val="22"/>
-        </w:rPr>
-        <w:t>（移动端触摸冲突严重）。在抽屉内点击 [+ 关联素材]，背景卡片出现勾选框，确认后建立关联。</w:t>
-      </w:r>
-    </w:p>
-    <w:p>
-      <w:pPr>
-        <w:pStyle w:val="ListBullet"/>
-      </w:pPr>
-      <w:r>
-        <w:rPr>
-          <w:rFonts w:ascii="Arial" w:hAnsi="Arial" w:eastAsia="Microsoft YaHei"/>
-          <w:b/>
-          <w:sz w:val="22"/>
-        </w:rPr>
-        <w:t>抽屉内推入导航</w:t>
-      </w:r>
-      <w:r>
-        <w:rPr>
-          <w:rFonts w:ascii="Arial" w:hAnsi="Arial" w:eastAsia="Microsoft YaHei"/>
-          <w:b w:val="0"/>
-          <w:sz w:val="22"/>
-        </w:rPr>
-        <w:t>：点击"包含素材"列表中的子素材，抽屉内容平滑推入子素材详情，左上角出现 &lt; 返回按钮。</w:t>
-      </w:r>
-    </w:p>
-    <w:p>
-      <w:pPr>
-        <w:spacing w:before="200" w:after="120"/>
-      </w:pPr>
-      <w:r>
-        <w:rPr>
-          <w:rFonts w:ascii="Arial" w:hAnsi="Arial" w:eastAsia="Microsoft YaHei"/>
-          <w:b/>
-          <w:color w:val="1D1D1F"/>
-          <w:sz w:val="26"/>
-        </w:rPr>
-        <w:t>3.3 网状关联与防丢安全网（借鉴 Obsidian）</w:t>
-      </w:r>
-    </w:p>
-    <w:p>
-      <w:pPr>
-        <w:pStyle w:val="ListBullet"/>
-      </w:pPr>
-      <w:r>
-        <w:rPr>
-          <w:rFonts w:ascii="Arial" w:hAnsi="Arial" w:eastAsia="Microsoft YaHei"/>
-          <w:b/>
-          <w:sz w:val="22"/>
-        </w:rPr>
-        <w:t>双向绑定</w:t>
-      </w:r>
-      <w:r>
-        <w:rPr>
-          <w:rFonts w:ascii="Arial" w:hAnsi="Arial" w:eastAsia="Microsoft YaHei"/>
-          <w:b w:val="0"/>
-          <w:sz w:val="22"/>
-        </w:rPr>
-        <w:t>：A 关联 B 后，B 在主视图隐藏（折叠进 A 的详情页）；但底层数据中 B 依然独立，仅增加 parentId = A。</w:t>
-      </w:r>
-    </w:p>
-    <w:p>
-      <w:pPr>
-        <w:pStyle w:val="ListBullet"/>
-      </w:pPr>
-      <w:r>
-        <w:rPr>
-          <w:rFonts w:ascii="Arial" w:hAnsi="Arial" w:eastAsia="Microsoft YaHei"/>
-          <w:b/>
-          <w:sz w:val="22"/>
-        </w:rPr>
-        <w:t>数据平等原则（绝对死规定）</w:t>
-      </w:r>
-      <w:r>
-        <w:rPr>
-          <w:rFonts w:ascii="Arial" w:hAnsi="Arial" w:eastAsia="Microsoft YaHei"/>
-          <w:b w:val="0"/>
-          <w:sz w:val="22"/>
-        </w:rPr>
-        <w:t>：所有录入的素材（无论是否被关联），在 IndexedDB 底层必须拥有平等的独立数据记录，</w:t>
-      </w:r>
-      <w:r>
-        <w:rPr>
-          <w:rFonts w:ascii="Arial" w:hAnsi="Arial" w:eastAsia="Microsoft YaHei"/>
-          <w:b/>
-          <w:sz w:val="22"/>
-        </w:rPr>
-        <w:t>绝对不能"关联即删除/隐藏原记录"</w:t>
-      </w:r>
-      <w:r>
-        <w:rPr>
-          <w:rFonts w:ascii="Arial" w:hAnsi="Arial" w:eastAsia="Microsoft YaHei"/>
-          <w:b w:val="0"/>
-          <w:sz w:val="22"/>
-        </w:rPr>
-        <w:t>——关联只是在原记录上增加一个 parentId 属性。</w:t>
-      </w:r>
-    </w:p>
-    <w:p>
-      <w:pPr>
-        <w:pStyle w:val="ListBullet"/>
-      </w:pPr>
-      <w:r>
-        <w:rPr>
-          <w:rFonts w:ascii="Arial" w:hAnsi="Arial" w:eastAsia="Microsoft YaHei"/>
-          <w:b/>
-          <w:sz w:val="22"/>
-        </w:rPr>
-        <w:t>全局检索穿透</w:t>
-      </w:r>
-      <w:r>
-        <w:rPr>
-          <w:rFonts w:ascii="Arial" w:hAnsi="Arial" w:eastAsia="Microsoft YaHei"/>
-          <w:b w:val="0"/>
-          <w:sz w:val="22"/>
-        </w:rPr>
-        <w:t>：搜索关键词时必须能搜到被折叠的 B；B 的卡片上标注 🔗 关联自：[父级内容前10个字]，点击可跳回父级。</w:t>
-      </w:r>
-    </w:p>
-    <w:p>
-      <w:pPr>
-        <w:pStyle w:val="ListBullet"/>
-      </w:pPr>
-      <w:r>
-        <w:rPr>
-          <w:rFonts w:ascii="Arial" w:hAnsi="Arial" w:eastAsia="Microsoft YaHei"/>
-          <w:b/>
-          <w:sz w:val="22"/>
-        </w:rPr>
-        <w:t>剥离与恢复</w:t>
-      </w:r>
-      <w:r>
-        <w:rPr>
-          <w:rFonts w:ascii="Arial" w:hAnsi="Arial" w:eastAsia="Microsoft YaHei"/>
-          <w:b w:val="0"/>
-          <w:sz w:val="22"/>
-        </w:rPr>
-        <w:t>：子素材 B 可一键剥离（parentId = null），重回独立卡片；独立卡片也可随时被"吸入"主卡片。</w:t>
-      </w:r>
-    </w:p>
-    <w:p>
-      <w:pPr>
-        <w:pStyle w:val="ListBullet"/>
-      </w:pPr>
-      <w:r>
-        <w:rPr>
-          <w:rFonts w:ascii="Arial" w:hAnsi="Arial" w:eastAsia="Microsoft YaHei"/>
-          <w:b/>
-          <w:sz w:val="22"/>
-        </w:rPr>
-        <w:t>上帝视角</w:t>
-      </w:r>
-      <w:r>
-        <w:rPr>
-          <w:rFonts w:ascii="Arial" w:hAnsi="Arial" w:eastAsia="Microsoft YaHei"/>
-          <w:b w:val="0"/>
-          <w:sz w:val="22"/>
-        </w:rPr>
-        <w:t>：顶部设"显示全部素材"开关，一键平铺所有隐藏的子素材，防止遗忘。</w:t>
-      </w:r>
-    </w:p>
-    <w:p>
-      <w:pPr>
-        <w:spacing w:before="200" w:after="120"/>
-      </w:pPr>
-      <w:r>
-        <w:rPr>
-          <w:rFonts w:ascii="Arial" w:hAnsi="Arial" w:eastAsia="Microsoft YaHei"/>
-          <w:b/>
-          <w:color w:val="1D1D1F"/>
-          <w:sz w:val="26"/>
-        </w:rPr>
-        <w:t>3.4 检索与分类体系</w:t>
-      </w:r>
-    </w:p>
-    <w:p>
-      <w:pPr>
-        <w:pStyle w:val="ListBullet"/>
-      </w:pPr>
-      <w:r>
-        <w:rPr>
-          <w:rFonts w:ascii="Arial" w:hAnsi="Arial" w:eastAsia="Microsoft YaHei"/>
-          <w:b/>
-          <w:sz w:val="22"/>
-        </w:rPr>
-        <w:t>统一单页应用（SPA）</w:t>
-      </w:r>
-      <w:r>
-        <w:rPr>
-          <w:rFonts w:ascii="Arial" w:hAnsi="Arial" w:eastAsia="Microsoft YaHei"/>
-          <w:b w:val="0"/>
-          <w:sz w:val="22"/>
-        </w:rPr>
-        <w:t>，一镜到底，不做多风格分类界面（避免视觉疲劳和技术混乱）。</w:t>
-      </w:r>
-    </w:p>
-    <w:p>
-      <w:pPr>
-        <w:pStyle w:val="ListBullet"/>
-      </w:pPr>
-      <w:r>
-        <w:rPr>
-          <w:rFonts w:ascii="Arial" w:hAnsi="Arial" w:eastAsia="Microsoft YaHei"/>
-          <w:b/>
-          <w:sz w:val="22"/>
-        </w:rPr>
-        <w:t>极简顶部</w:t>
-      </w:r>
-      <w:r>
-        <w:rPr>
-          <w:rFonts w:ascii="Arial" w:hAnsi="Arial" w:eastAsia="Microsoft YaHei"/>
-          <w:b w:val="0"/>
-          <w:sz w:val="22"/>
-        </w:rPr>
-        <w:t>：搜索框 + 最高级别大分类 Tab（三层空间）。</w:t>
-      </w:r>
-    </w:p>
-    <w:p>
-      <w:pPr>
-        <w:pStyle w:val="ListBullet"/>
-      </w:pPr>
-      <w:r>
-        <w:rPr>
-          <w:rFonts w:ascii="Arial" w:hAnsi="Arial" w:eastAsia="Microsoft YaHei"/>
-          <w:b/>
-          <w:sz w:val="22"/>
-        </w:rPr>
-        <w:t>动态过滤</w:t>
-      </w:r>
-      <w:r>
-        <w:rPr>
-          <w:rFonts w:ascii="Arial" w:hAnsi="Arial" w:eastAsia="Microsoft YaHei"/>
-          <w:b w:val="0"/>
-          <w:sz w:val="22"/>
-        </w:rPr>
-        <w:t>：输入关键词或点击标签时，界面不跳转，不符合条件的卡片淡出消失，符合条件的流畅重排。</w:t>
-      </w:r>
-    </w:p>
-    <w:p>
-      <w:pPr>
-        <w:pStyle w:val="ListBullet"/>
-      </w:pPr>
-      <w:r>
-        <w:rPr>
-          <w:rFonts w:ascii="Arial" w:hAnsi="Arial" w:eastAsia="Microsoft YaHei"/>
-          <w:b/>
-          <w:sz w:val="22"/>
-        </w:rPr>
-        <w:t>标签系统（Tag）</w:t>
-      </w:r>
-      <w:r>
-        <w:rPr>
-          <w:rFonts w:ascii="Arial" w:hAnsi="Arial" w:eastAsia="Microsoft YaHei"/>
-          <w:b w:val="0"/>
-          <w:sz w:val="22"/>
-        </w:rPr>
-        <w:t>：不用严格"文件夹分类"，用多维度标签（一张卡片可有 #科幻 #色彩 #灵感 多个标签）；点击任意标签，瀑布流只显示该标签卡片。</w:t>
-      </w:r>
-    </w:p>
-    <w:p>
-      <w:pPr>
-        <w:spacing w:before="200" w:after="120"/>
-      </w:pPr>
-      <w:r>
-        <w:rPr>
-          <w:rFonts w:ascii="Arial" w:hAnsi="Arial" w:eastAsia="Microsoft YaHei"/>
-          <w:b/>
-          <w:color w:val="1D1D1F"/>
-          <w:sz w:val="26"/>
-        </w:rPr>
-        <w:t>3.5 数据安全与防清空</w:t>
-      </w:r>
-    </w:p>
-    <w:p>
-      <w:pPr>
-        <w:pStyle w:val="ListBullet"/>
-      </w:pPr>
-      <w:r>
-        <w:rPr>
-          <w:rFonts w:ascii="Arial" w:hAnsi="Arial" w:eastAsia="Microsoft YaHei"/>
-          <w:b/>
-          <w:sz w:val="22"/>
-        </w:rPr>
-        <w:t>存储</w:t>
-      </w:r>
-      <w:r>
-        <w:rPr>
-          <w:rFonts w:ascii="Arial" w:hAnsi="Arial" w:eastAsia="Microsoft YaHei"/>
-          <w:b w:val="0"/>
-          <w:sz w:val="22"/>
-        </w:rPr>
-        <w:t>：大容量 IndexedDB。</w:t>
-      </w:r>
-    </w:p>
-    <w:p>
-      <w:pPr>
-        <w:pStyle w:val="ListBullet"/>
-      </w:pPr>
-      <w:r>
-        <w:rPr>
-          <w:rFonts w:ascii="Arial" w:hAnsi="Arial" w:eastAsia="Microsoft YaHei"/>
-          <w:b/>
-          <w:sz w:val="22"/>
-        </w:rPr>
-        <w:t>防丢</w:t>
-      </w:r>
-      <w:r>
-        <w:rPr>
-          <w:rFonts w:ascii="Arial" w:hAnsi="Arial" w:eastAsia="Microsoft YaHei"/>
-          <w:b w:val="0"/>
-          <w:sz w:val="22"/>
-        </w:rPr>
-        <w:t>：顶部常驻 [一键导出 JSON]（全量数据备份）与 [一键导入]；内核空间支持 [一键导出 Markdown]（提取所有 space='core' 数据，按标题+正文合并生成 .md 文件下载）。</w:t>
-      </w:r>
-    </w:p>
-    <w:p>
-      <w:pPr>
-        <w:pStyle w:val="ListBullet"/>
-      </w:pPr>
-      <w:r>
-        <w:rPr>
-          <w:rFonts w:ascii="Arial" w:hAnsi="Arial" w:eastAsia="Microsoft YaHei"/>
-          <w:b/>
-          <w:sz w:val="22"/>
-        </w:rPr>
-        <w:t>备份策略（三重保险）</w:t>
-      </w:r>
-      <w:r>
-        <w:rPr>
-          <w:rFonts w:ascii="Arial" w:hAnsi="Arial" w:eastAsia="Microsoft YaHei"/>
-          <w:b w:val="0"/>
-          <w:sz w:val="22"/>
-        </w:rPr>
-        <w:t>：</w:t>
-      </w:r>
-    </w:p>
-    <w:p>
-      <w:pPr>
-        <w:pStyle w:val="ListNumber"/>
-      </w:pPr>
-      <w:r>
-        <w:rPr>
-          <w:rFonts w:ascii="Arial" w:hAnsi="Arial" w:eastAsia="Microsoft YaHei"/>
-          <w:b w:val="0"/>
-          <w:sz w:val="22"/>
-        </w:rPr>
-        <w:t>本地 .html 文件 = 作品本身，存 E:\Projects\；</w:t>
-      </w:r>
-    </w:p>
-    <w:p>
-      <w:pPr>
-        <w:pStyle w:val="ListNumber"/>
-      </w:pPr>
-      <w:r>
-        <w:rPr>
-          <w:rFonts w:ascii="Arial" w:hAnsi="Arial" w:eastAsia="Microsoft YaHei"/>
-          <w:b w:val="0"/>
-          <w:sz w:val="22"/>
-        </w:rPr>
-        <w:t>云端对话记录（Trae/DeepSeek）保存代码与讨论；</w:t>
-      </w:r>
-    </w:p>
-    <w:p>
-      <w:pPr>
-        <w:pStyle w:val="ListNumber"/>
-      </w:pPr>
-      <w:r>
-        <w:rPr>
-          <w:rFonts w:ascii="Arial" w:hAnsi="Arial" w:eastAsia="Microsoft YaHei"/>
-          <w:b w:val="0"/>
-          <w:sz w:val="22"/>
-        </w:rPr>
-        <w:t>GitHub 仓库 + GitHub Pages 免费托管，获得永久网址。</w:t>
-      </w:r>
-    </w:p>
-    <w:p>
-      <w:pPr>
-        <w:spacing w:before="200" w:after="120"/>
-      </w:pPr>
-      <w:r>
-        <w:rPr>
-          <w:rFonts w:ascii="Arial" w:hAnsi="Arial" w:eastAsia="Microsoft YaHei"/>
-          <w:b/>
-          <w:color w:val="1D1D1F"/>
-          <w:sz w:val="26"/>
-        </w:rPr>
-        <w:t>3.6 换肤系统（多主题）</w:t>
-      </w:r>
-    </w:p>
-    <w:p>
-      <w:r>
-        <w:rPr>
-          <w:rFonts w:ascii="Arial" w:hAnsi="Arial" w:eastAsia="Microsoft YaHei"/>
-          <w:b w:val="0"/>
-          <w:sz w:val="22"/>
-        </w:rPr>
-        <w:t>保留所有功能，仅切换 CSS 变量即可换肤（Token 消耗极低）：</w:t>
-      </w:r>
-    </w:p>
-    <w:p>
-      <w:pPr>
-        <w:pStyle w:val="ListNumber"/>
-      </w:pPr>
-      <w:r>
-        <w:rPr>
-          <w:rFonts w:ascii="Arial" w:hAnsi="Arial" w:eastAsia="Microsoft YaHei"/>
-          <w:b/>
-          <w:sz w:val="22"/>
-        </w:rPr>
-        <w:t>极简流线 / 毛玻璃苹果风</w:t>
-      </w:r>
-      <w:r>
-        <w:rPr>
-          <w:rFonts w:ascii="Arial" w:hAnsi="Arial" w:eastAsia="Microsoft YaHei"/>
-          <w:b w:val="0"/>
-          <w:sz w:val="22"/>
-        </w:rPr>
-        <w:t>（默认）：日间银白（#F5F5F7 底 / #FFFFFF 卡 / #1D1D1F 字），夜间太空曜石（#0F0F11 底 / #1C1C1E 卡 / #F2F2F7 字）；毛玻璃 backdrop-filter: blur；微圆角 12-16px。</w:t>
-      </w:r>
-    </w:p>
-    <w:p>
-      <w:pPr>
-        <w:pStyle w:val="ListNumber"/>
-      </w:pPr>
-      <w:r>
-        <w:rPr>
-          <w:rFonts w:ascii="Arial" w:hAnsi="Arial" w:eastAsia="Microsoft YaHei"/>
-          <w:b/>
-          <w:sz w:val="22"/>
-        </w:rPr>
-        <w:t>古籍线装风</w:t>
-      </w:r>
-      <w:r>
-        <w:rPr>
-          <w:rFonts w:ascii="Arial" w:hAnsi="Arial" w:eastAsia="Microsoft YaHei"/>
-          <w:b w:val="0"/>
-          <w:sz w:val="22"/>
-        </w:rPr>
-        <w:t>：微微泛黄的宣纸白（#f4f1ea），宋体，行距极大，无多余边框、只有细细线条，像在古书留白处写批注。</w:t>
-      </w:r>
-    </w:p>
-    <w:p>
-      <w:pPr>
-        <w:pStyle w:val="ListNumber"/>
-      </w:pPr>
-      <w:r>
-        <w:rPr>
-          <w:rFonts w:ascii="Arial" w:hAnsi="Arial" w:eastAsia="Microsoft YaHei"/>
-          <w:b/>
-          <w:sz w:val="22"/>
-        </w:rPr>
-        <w:t>赛博废土/暗黑风</w:t>
-      </w:r>
-      <w:r>
-        <w:rPr>
-          <w:rFonts w:ascii="Arial" w:hAnsi="Arial" w:eastAsia="Microsoft YaHei"/>
-          <w:b w:val="0"/>
-          <w:sz w:val="22"/>
-        </w:rPr>
-        <w:t>：呼应科幻、SCP。极深黑灰底，冷色调文字，标签带微弱荧光感，像私人机密数据库。</w:t>
-      </w:r>
-    </w:p>
-    <w:p>
-      <w:pPr>
-        <w:pStyle w:val="ListNumber"/>
-      </w:pPr>
-      <w:r>
-        <w:rPr>
-          <w:rFonts w:ascii="Arial" w:hAnsi="Arial" w:eastAsia="Microsoft YaHei"/>
-          <w:b/>
-          <w:sz w:val="22"/>
-        </w:rPr>
-        <w:t>包豪斯/新客观主义</w:t>
-      </w:r>
-      <w:r>
-        <w:rPr>
-          <w:rFonts w:ascii="Arial" w:hAnsi="Arial" w:eastAsia="Microsoft YaHei"/>
-          <w:b w:val="0"/>
-          <w:sz w:val="22"/>
-        </w:rPr>
-        <w:t>：极强黑白对比，粗线条，大色块，绝对理性的排版，像先锋现代主义杂志。</w:t>
-      </w:r>
-    </w:p>
-    <w:p>
-      <w:pPr>
-        <w:spacing w:before="200" w:after="120"/>
-      </w:pPr>
-      <w:r>
-        <w:rPr>
-          <w:rFonts w:ascii="Arial" w:hAnsi="Arial" w:eastAsia="Microsoft YaHei"/>
-          <w:b/>
-          <w:color w:val="1D1D1F"/>
-          <w:sz w:val="26"/>
-        </w:rPr>
-        <w:t>3.7 未来愿景（V3.0 拓展包）</w:t>
-      </w:r>
-    </w:p>
-    <w:p>
-      <w:pPr>
-        <w:pStyle w:val="ListBullet"/>
-      </w:pPr>
-      <w:r>
-        <w:rPr>
-          <w:rFonts w:ascii="Arial" w:hAnsi="Arial" w:eastAsia="Microsoft YaHei"/>
-          <w:b/>
-          <w:sz w:val="22"/>
-        </w:rPr>
-        <w:t>音乐专属卡</w:t>
-      </w:r>
-      <w:r>
-        <w:rPr>
-          <w:rFonts w:ascii="Arial" w:hAnsi="Arial" w:eastAsia="Microsoft YaHei"/>
-          <w:b w:val="0"/>
-          <w:sz w:val="22"/>
-        </w:rPr>
-        <w:t>：封面、直链播放、通感评论的完整卡片形态。</w:t>
-      </w:r>
-    </w:p>
-    <w:p>
-      <w:pPr>
-        <w:pStyle w:val="ListBullet"/>
-      </w:pPr>
-      <w:r>
-        <w:rPr>
-          <w:rFonts w:ascii="Arial" w:hAnsi="Arial" w:eastAsia="Microsoft YaHei"/>
-          <w:b/>
-          <w:sz w:val="22"/>
-        </w:rPr>
-        <w:t>AI 辅助挂件</w:t>
-      </w:r>
-      <w:r>
-        <w:rPr>
-          <w:rFonts w:ascii="Arial" w:hAnsi="Arial" w:eastAsia="Microsoft YaHei"/>
-          <w:b w:val="0"/>
-          <w:sz w:val="22"/>
-        </w:rPr>
-        <w:t>：调用大模型 API——根据图片自动提取艺术风格标签（如"赛博朋克/巨物恐惧"）；根据文字推荐色彩与配乐。</w:t>
-      </w:r>
-    </w:p>
-    <w:p>
-      <w:pPr>
-        <w:pStyle w:val="ListBullet"/>
-      </w:pPr>
-      <w:r>
-        <w:rPr>
-          <w:rFonts w:ascii="Arial" w:hAnsi="Arial" w:eastAsia="Microsoft YaHei"/>
-          <w:b/>
-          <w:sz w:val="22"/>
-        </w:rPr>
-        <w:t>PWA 支持</w:t>
-      </w:r>
-      <w:r>
-        <w:rPr>
-          <w:rFonts w:ascii="Arial" w:hAnsi="Arial" w:eastAsia="Microsoft YaHei"/>
-          <w:b w:val="0"/>
-          <w:sz w:val="22"/>
-        </w:rPr>
-        <w:t>：可添加到桌面主屏幕，像原生 App 一样全屏运行。</w:t>
-      </w:r>
-    </w:p>
-    <w:p>
-      <w:pPr>
-        <w:pStyle w:val="ListBullet"/>
-      </w:pPr>
-      <w:r>
-        <w:rPr>
-          <w:rFonts w:ascii="Arial" w:hAnsi="Arial" w:eastAsia="Microsoft YaHei"/>
-          <w:b/>
-          <w:sz w:val="22"/>
-        </w:rPr>
-        <w:t>与 Obsidian 衔接</w:t>
-      </w:r>
-      <w:r>
-        <w:rPr>
-          <w:rFonts w:ascii="Arial" w:hAnsi="Arial" w:eastAsia="Microsoft YaHei"/>
-          <w:b w:val="0"/>
-          <w:sz w:val="22"/>
-        </w:rPr>
-        <w:t>：导出的 Markdown 可直接拖进 Obsidian；本产品是收集碎片的"前哨站"，Obsidian 是"总图书馆"。</w:t>
-      </w:r>
-    </w:p>
-    <w:p>
-      <w:pPr>
-        <w:pStyle w:val="ListBullet"/>
-      </w:pPr>
-      <w:r>
-        <w:rPr>
-          <w:rFonts w:ascii="Arial" w:hAnsi="Arial" w:eastAsia="Microsoft YaHei"/>
-          <w:b/>
-          <w:sz w:val="22"/>
-        </w:rPr>
-        <w:t>风格探索备选</w:t>
-      </w:r>
-      <w:r>
-        <w:rPr>
-          <w:rFonts w:ascii="Arial" w:hAnsi="Arial" w:eastAsia="Microsoft YaHei"/>
-          <w:b w:val="0"/>
-          <w:sz w:val="22"/>
-        </w:rPr>
-        <w:t>：新粗野主义（Neo-Brutalism）/ 瑞士国际主义网格 / Bento 便当盒布局——极简建筑感的几种参考流派。</w:t>
-      </w:r>
-    </w:p>
-    <w:p>
-      <w:pPr>
-        <w:spacing w:before="280" w:after="120"/>
-      </w:pPr>
-      <w:r>
-        <w:rPr>
-          <w:rFonts w:ascii="Arial" w:hAnsi="Arial" w:eastAsia="Microsoft YaHei"/>
-          <w:b/>
-          <w:color w:val="1D1D1F"/>
-          <w:sz w:val="32"/>
-        </w:rPr>
-        <w:t>四、技术底座（绝对死规定）</w:t>
-      </w:r>
-    </w:p>
-    <w:p>
-      <w:pPr>
-        <w:pStyle w:val="ListNumber"/>
-      </w:pPr>
-      <w:r>
-        <w:rPr>
-          <w:rFonts w:ascii="Arial" w:hAnsi="Arial" w:eastAsia="Microsoft YaHei"/>
-          <w:b/>
-          <w:sz w:val="22"/>
-        </w:rPr>
-        <w:t>技术栈</w:t>
-      </w:r>
-      <w:r>
-        <w:rPr>
-          <w:rFonts w:ascii="Arial" w:hAnsi="Arial" w:eastAsia="Microsoft YaHei"/>
-          <w:b w:val="0"/>
-          <w:sz w:val="22"/>
-        </w:rPr>
-        <w:t>：单文件 HTML（内联 CSS + 原生 Vanilla JS）。</w:t>
-      </w:r>
-      <w:r>
-        <w:rPr>
-          <w:rFonts w:ascii="Arial" w:hAnsi="Arial" w:eastAsia="Microsoft YaHei"/>
-          <w:b/>
-          <w:sz w:val="22"/>
-        </w:rPr>
-        <w:t>绝对禁止</w:t>
-      </w:r>
-      <w:r>
-        <w:rPr>
-          <w:rFonts w:ascii="Arial" w:hAnsi="Arial" w:eastAsia="Microsoft YaHei"/>
-          <w:b w:val="0"/>
-          <w:sz w:val="22"/>
-        </w:rPr>
-        <w:t xml:space="preserve"> React、Vue 或任何外部依赖库。代码必须双击即可在断网状态下运行。</w:t>
-      </w:r>
-    </w:p>
-    <w:p>
-      <w:pPr>
-        <w:pStyle w:val="ListNumber"/>
-      </w:pPr>
-      <w:r>
-        <w:rPr>
-          <w:rFonts w:ascii="Arial" w:hAnsi="Arial" w:eastAsia="Microsoft YaHei"/>
-          <w:b/>
-          <w:sz w:val="22"/>
-        </w:rPr>
-        <w:t>存储</w:t>
-      </w:r>
-      <w:r>
-        <w:rPr>
-          <w:rFonts w:ascii="Arial" w:hAnsi="Arial" w:eastAsia="Microsoft YaHei"/>
-          <w:b w:val="0"/>
-          <w:sz w:val="22"/>
-        </w:rPr>
-        <w:t>：浏览器原生 IndexedDB 持久化，</w:t>
-      </w:r>
-      <w:r>
-        <w:rPr>
-          <w:rFonts w:ascii="Arial" w:hAnsi="Arial" w:eastAsia="Microsoft YaHei"/>
-          <w:b/>
-          <w:sz w:val="22"/>
-        </w:rPr>
-        <w:t>绝对不使用 localStorage</w:t>
-      </w:r>
-      <w:r>
-        <w:rPr>
-          <w:rFonts w:ascii="Arial" w:hAnsi="Arial" w:eastAsia="Microsoft YaHei"/>
-          <w:b w:val="0"/>
-          <w:sz w:val="22"/>
-        </w:rPr>
-        <w:t>（要存图片）。数据不传服务器，保证绝对隐私。</w:t>
-      </w:r>
-    </w:p>
-    <w:p>
-      <w:pPr>
-        <w:pStyle w:val="ListNumber"/>
-      </w:pPr>
-      <w:r>
-        <w:rPr>
-          <w:rFonts w:ascii="Arial" w:hAnsi="Arial" w:eastAsia="Microsoft YaHei"/>
-          <w:b/>
-          <w:sz w:val="22"/>
-        </w:rPr>
-        <w:t>安全</w:t>
-      </w:r>
-      <w:r>
-        <w:rPr>
-          <w:rFonts w:ascii="Arial" w:hAnsi="Arial" w:eastAsia="Microsoft YaHei"/>
-          <w:b w:val="0"/>
-          <w:sz w:val="22"/>
-        </w:rPr>
-        <w:t>：渲染任何用户输入的文本时，必须使用 textContent 或做 HTML 转义，</w:t>
-      </w:r>
-      <w:r>
-        <w:rPr>
-          <w:rFonts w:ascii="Arial" w:hAnsi="Arial" w:eastAsia="Microsoft YaHei"/>
-          <w:b/>
-          <w:sz w:val="22"/>
-        </w:rPr>
-        <w:t>严禁直接使用 innerHTML</w:t>
-      </w:r>
-      <w:r>
-        <w:rPr>
-          <w:rFonts w:ascii="Arial" w:hAnsi="Arial" w:eastAsia="Microsoft YaHei"/>
-          <w:b w:val="0"/>
-          <w:sz w:val="22"/>
-        </w:rPr>
-        <w:t>，防止 XSS 注入。</w:t>
-      </w:r>
-    </w:p>
-    <w:p>
-      <w:pPr>
-        <w:pStyle w:val="ListNumber"/>
-      </w:pPr>
-      <w:r>
-        <w:rPr>
-          <w:rFonts w:ascii="Arial" w:hAnsi="Arial" w:eastAsia="Microsoft YaHei"/>
-          <w:b/>
-          <w:sz w:val="22"/>
-        </w:rPr>
-        <w:t>视觉铁律</w:t>
-      </w:r>
-      <w:r>
-        <w:rPr>
-          <w:rFonts w:ascii="Arial" w:hAnsi="Arial" w:eastAsia="Microsoft YaHei"/>
-          <w:b w:val="0"/>
-          <w:sz w:val="22"/>
-        </w:rPr>
-        <w:t>：禁止直角和粗黑线；卡片、输入框、按钮用微圆角（12px-16px）；柔和阴影 + 毛玻璃；CSS 变量控制日/夜双模式。</w:t>
-      </w:r>
-    </w:p>
-    <w:p>
-      <w:pPr>
-        <w:pStyle w:val="ListNumber"/>
-      </w:pPr>
-      <w:r>
-        <w:rPr>
-          <w:rFonts w:ascii="Arial" w:hAnsi="Arial" w:eastAsia="Microsoft YaHei"/>
-          <w:b/>
-          <w:sz w:val="22"/>
-        </w:rPr>
-        <w:t>响应式</w:t>
-      </w:r>
-      <w:r>
-        <w:rPr>
-          <w:rFonts w:ascii="Arial" w:hAnsi="Arial" w:eastAsia="Microsoft YaHei"/>
-          <w:b w:val="0"/>
-          <w:sz w:val="22"/>
-        </w:rPr>
-        <w:t>：完美适配电脑、iPad 和手机屏幕。</w:t>
-      </w:r>
-    </w:p>
-    <w:p>
-      <w:pPr>
-        <w:spacing w:before="280" w:after="120"/>
-      </w:pPr>
-      <w:r>
-        <w:rPr>
-          <w:rFonts w:ascii="Arial" w:hAnsi="Arial" w:eastAsia="Microsoft YaHei"/>
-          <w:b/>
-          <w:color w:val="1D1D1F"/>
-          <w:sz w:val="32"/>
-        </w:rPr>
-        <w:t>五、版本演进路线总览</w:t>
+        <w:t>5.1 已上线版本（均有 git tag）</w:t>
       </w:r>
     </w:p>
     <w:tbl>
@@ -1957,7 +2078,7 @@
                 <w:b/>
                 <w:sz w:val="20"/>
               </w:rPr>
-              <w:t>代号</w:t>
+              <w:t>日期</w:t>
             </w:r>
           </w:p>
         </w:tc>
@@ -1991,7 +2112,7 @@
                 <w:b w:val="0"/>
                 <w:sz w:val="20"/>
               </w:rPr>
-              <w:t>V1.0</w:t>
+              <w:t>v1.0</w:t>
             </w:r>
           </w:p>
         </w:tc>
@@ -2007,7 +2128,7 @@
                 <w:b w:val="0"/>
                 <w:sz w:val="20"/>
               </w:rPr>
-              <w:t>课堂展示版</w:t>
+              <w:t>10-29</w:t>
             </w:r>
           </w:p>
         </w:tc>
@@ -2023,7 +2144,23 @@
                 <w:b w:val="0"/>
                 <w:sz w:val="20"/>
               </w:rPr>
-              <w:t>UI 框架、三空间 Tab、多模态录入（文/图/标签）、IndexedDB、瀑布流、抽屉详情、日夜切换、JSON 导入导出、实时搜索</w:t>
+              <w:t>六层架构 MVP：三空间、碎片 CRUD、瀑布流、标签、搜索、图片压缩、抽屉、日夜、JSON 导入导出、自动备份（去重/文件夹/分享回退）、XSS 防护、</w:t>
+            </w:r>
+            <w:r>
+              <w:rPr>
+                <w:rFonts w:ascii="Consolas" w:hAnsi="Consolas" w:eastAsia="Consolas"/>
+                <w:b w:val="0"/>
+                <w:sz w:val="18"/>
+              </w:rPr>
+              <w:t>parentId</w:t>
+            </w:r>
+            <w:r>
+              <w:rPr>
+                <w:rFonts w:ascii="Arial" w:hAnsi="Arial" w:eastAsia="Microsoft YaHei"/>
+                <w:b w:val="0"/>
+                <w:sz w:val="20"/>
+              </w:rPr>
+              <w:t xml:space="preserve"> 预留</w:t>
             </w:r>
           </w:p>
         </w:tc>
@@ -2041,7 +2178,7 @@
                 <w:b w:val="0"/>
                 <w:sz w:val="20"/>
               </w:rPr>
-              <w:t>V2.0</w:t>
+              <w:t>v1.1</w:t>
             </w:r>
           </w:p>
         </w:tc>
@@ -2057,7 +2194,7 @@
                 <w:b w:val="0"/>
                 <w:sz w:val="20"/>
               </w:rPr>
-              <w:t>关联网络版</w:t>
+              <w:t>10-29</w:t>
             </w:r>
           </w:p>
         </w:tc>
@@ -2073,7 +2210,7 @@
                 <w:b w:val="0"/>
                 <w:sz w:val="20"/>
               </w:rPr>
-              <w:t>父子关联（parentId）、多选勾选、子素材推入、剥离恢复、搜索穿透、上帝视角、音乐卡片（外链）、内核 Markdown 导出</w:t>
+              <w:t>移动端适配（16px 输入防缩放）、触屏系统分享导出、PWA 安装按钮、同步字段预留</w:t>
             </w:r>
           </w:p>
         </w:tc>
@@ -2091,7 +2228,7 @@
                 <w:b w:val="0"/>
                 <w:sz w:val="20"/>
               </w:rPr>
-              <w:t>V2.5</w:t>
+              <w:t>v1.2</w:t>
             </w:r>
           </w:p>
         </w:tc>
@@ -2107,7 +2244,7 @@
                 <w:b w:val="0"/>
                 <w:sz w:val="20"/>
               </w:rPr>
-              <w:t>美学版</w:t>
+              <w:t>10-29</w:t>
             </w:r>
           </w:p>
         </w:tc>
@@ -2123,7 +2260,7 @@
                 <w:b w:val="0"/>
                 <w:sz w:val="20"/>
               </w:rPr>
-              <w:t>三态换肤（极简流线/古籍线装/赛博废土）</w:t>
+              <w:t>GitHub Pages 部署、manifest + Service Worker（更新策略修复）、PWA 三端安装</w:t>
             </w:r>
           </w:p>
         </w:tc>
@@ -2141,7 +2278,7 @@
                 <w:b w:val="0"/>
                 <w:sz w:val="20"/>
               </w:rPr>
-              <w:t>V3.0</w:t>
+              <w:t>v1.3</w:t>
             </w:r>
           </w:p>
         </w:tc>
@@ -2157,7 +2294,7 @@
                 <w:b w:val="0"/>
                 <w:sz w:val="20"/>
               </w:rPr>
-              <w:t>智能拓展包</w:t>
+              <w:t>10-30</w:t>
             </w:r>
           </w:p>
         </w:tc>
@@ -2173,7 +2310,173 @@
                 <w:b w:val="0"/>
                 <w:sz w:val="20"/>
               </w:rPr>
-              <w:t>音乐专属卡完善、AI 辅助挂件（自动标签/推荐配乐）、PWA、GitHub Pages 托管</w:t>
+              <w:t>云同步层（2B 层）：Gist + PBKDF2/AES-GCM、LWW 合并、墓碑、自动发现、自测</w:t>
+            </w:r>
+          </w:p>
+        </w:tc>
+      </w:tr>
+      <w:tr>
+        <w:tc>
+          <w:tcPr>
+            <w:tcW w:type="dxa" w:w="2880"/>
+          </w:tcPr>
+          <w:p>
+            <w:r/>
+            <w:r>
+              <w:rPr>
+                <w:rFonts w:ascii="Arial" w:hAnsi="Arial" w:eastAsia="Microsoft YaHei"/>
+                <w:b w:val="0"/>
+                <w:sz w:val="20"/>
+              </w:rPr>
+              <w:t>v1.3.1–1.3.3</w:t>
+            </w:r>
+          </w:p>
+        </w:tc>
+        <w:tc>
+          <w:tcPr>
+            <w:tcW w:type="dxa" w:w="2880"/>
+          </w:tcPr>
+          <w:p>
+            <w:r/>
+            <w:r>
+              <w:rPr>
+                <w:rFonts w:ascii="Arial" w:hAnsi="Arial" w:eastAsia="Microsoft YaHei"/>
+                <w:b w:val="0"/>
+                <w:sz w:val="20"/>
+              </w:rPr>
+              <w:t>10-30</w:t>
+            </w:r>
+          </w:p>
+        </w:tc>
+        <w:tc>
+          <w:tcPr>
+            <w:tcW w:type="dxa" w:w="2880"/>
+          </w:tcPr>
+          <w:p>
+            <w:r/>
+            <w:r>
+              <w:rPr>
+                <w:rFonts w:ascii="Arial" w:hAnsi="Arial" w:eastAsia="Microsoft YaHei"/>
+                <w:b w:val="0"/>
+                <w:sz w:val="20"/>
+              </w:rPr>
+              <w:t>真机修复：安装按钮无反应引导、iOS 安装指引、iOS meta 与容器图标排查指引</w:t>
+            </w:r>
+          </w:p>
+        </w:tc>
+      </w:tr>
+      <w:tr>
+        <w:tc>
+          <w:tcPr>
+            <w:tcW w:type="dxa" w:w="2880"/>
+          </w:tcPr>
+          <w:p>
+            <w:r/>
+            <w:r>
+              <w:rPr>
+                <w:rFonts w:ascii="Arial" w:hAnsi="Arial" w:eastAsia="Microsoft YaHei"/>
+                <w:b w:val="0"/>
+                <w:sz w:val="20"/>
+              </w:rPr>
+              <w:t>v1.3.4</w:t>
+            </w:r>
+          </w:p>
+        </w:tc>
+        <w:tc>
+          <w:tcPr>
+            <w:tcW w:type="dxa" w:w="2880"/>
+          </w:tcPr>
+          <w:p>
+            <w:r/>
+            <w:r>
+              <w:rPr>
+                <w:rFonts w:ascii="Arial" w:hAnsi="Arial" w:eastAsia="Microsoft YaHei"/>
+                <w:b w:val="0"/>
+                <w:sz w:val="20"/>
+              </w:rPr>
+              <w:t>10-30</w:t>
+            </w:r>
+          </w:p>
+        </w:tc>
+        <w:tc>
+          <w:tcPr>
+            <w:tcW w:type="dxa" w:w="2880"/>
+          </w:tcPr>
+          <w:p>
+            <w:r/>
+            <w:r>
+              <w:rPr>
+                <w:rFonts w:ascii="Arial" w:hAnsi="Arial" w:eastAsia="Microsoft YaHei"/>
+                <w:b w:val="0"/>
+                <w:sz w:val="20"/>
+              </w:rPr>
+              <w:t>修复 iPad 瀑布流白块（flex 分列重写）；回前台自动同步、45 秒轮询的前一版</w:t>
+            </w:r>
+          </w:p>
+        </w:tc>
+      </w:tr>
+      <w:tr>
+        <w:tc>
+          <w:tcPr>
+            <w:tcW w:type="dxa" w:w="2880"/>
+          </w:tcPr>
+          <w:p>
+            <w:r/>
+            <w:r>
+              <w:rPr>
+                <w:rFonts w:ascii="Arial" w:hAnsi="Arial" w:eastAsia="Microsoft YaHei"/>
+                <w:b w:val="0"/>
+                <w:sz w:val="20"/>
+              </w:rPr>
+              <w:t>v1.3.5</w:t>
+            </w:r>
+          </w:p>
+        </w:tc>
+        <w:tc>
+          <w:tcPr>
+            <w:tcW w:type="dxa" w:w="2880"/>
+          </w:tcPr>
+          <w:p>
+            <w:r/>
+            <w:r>
+              <w:rPr>
+                <w:rFonts w:ascii="Arial" w:hAnsi="Arial" w:eastAsia="Microsoft YaHei"/>
+                <w:b w:val="0"/>
+                <w:sz w:val="20"/>
+              </w:rPr>
+              <w:t>10-30</w:t>
+            </w:r>
+          </w:p>
+        </w:tc>
+        <w:tc>
+          <w:tcPr>
+            <w:tcW w:type="dxa" w:w="2880"/>
+          </w:tcPr>
+          <w:p>
+            <w:r/>
+            <w:r>
+              <w:rPr>
+                <w:rFonts w:ascii="Arial" w:hAnsi="Arial" w:eastAsia="Microsoft YaHei"/>
+                <w:b w:val="0"/>
+                <w:sz w:val="20"/>
+              </w:rPr>
+              <w:t xml:space="preserve">轮询缩短至 45 秒、同步请求 </w:t>
+            </w:r>
+            <w:r>
+              <w:rPr>
+                <w:rFonts w:ascii="Consolas" w:hAnsi="Consolas" w:eastAsia="Consolas"/>
+                <w:b w:val="0"/>
+                <w:sz w:val="18"/>
+              </w:rPr>
+              <w:t>no-store</w:t>
+            </w:r>
+            <w:r>
+              <w:rPr>
+                <w:rFonts w:ascii="Arial" w:hAnsi="Arial" w:eastAsia="Microsoft YaHei"/>
+                <w:b w:val="0"/>
+                <w:sz w:val="20"/>
+              </w:rPr>
+              <w:t>，桌面端同步与手机同速</w:t>
             </w:r>
           </w:p>
         </w:tc>
@@ -2181,13 +2484,264 @@
     </w:tbl>
     <w:p/>
     <w:p>
+      <w:pPr>
+        <w:spacing w:before="200" w:after="120"/>
+      </w:pPr>
+      <w:r>
+        <w:rPr>
+          <w:rFonts w:ascii="Arial" w:hAnsi="Arial" w:eastAsia="Microsoft YaHei"/>
+          <w:b/>
+          <w:color w:val="1D1D1F"/>
+          <w:sz w:val="26"/>
+        </w:rPr>
+        <w:t>5.2 路线图</w:t>
+      </w:r>
+    </w:p>
+    <w:p>
+      <w:pPr>
+        <w:pStyle w:val="ListBullet"/>
+      </w:pPr>
+      <w:r>
+        <w:rPr>
+          <w:rFonts w:ascii="Arial" w:hAnsi="Arial" w:eastAsia="Microsoft YaHei"/>
+          <w:b/>
+          <w:sz w:val="22"/>
+        </w:rPr>
+        <w:t>V1.4（小版本，纯渲染层，随时可开工）</w:t>
+      </w:r>
       <w:r>
         <w:rPr>
           <w:rFonts w:ascii="Arial" w:hAnsi="Arial" w:eastAsia="Microsoft YaHei"/>
           <w:b w:val="0"/>
           <w:sz w:val="22"/>
         </w:rPr>
-        <w:t>*本文档为产品"宪法"，后续任何迭代凡与本文档冲突，以本文档为准；新增设想也应回写本文档。*</w:t>
+        <w:t>：文本中的 URL 自动渲染为蓝色可点击链接（卡片与抽屉一致），不改数据结构；安全约束见 3.9。</w:t>
+      </w:r>
+    </w:p>
+    <w:p>
+      <w:pPr>
+        <w:pStyle w:val="ListBullet"/>
+      </w:pPr>
+      <w:r>
+        <w:rPr>
+          <w:rFonts w:ascii="Arial" w:hAnsi="Arial" w:eastAsia="Microsoft YaHei"/>
+          <w:b/>
+          <w:sz w:val="22"/>
+        </w:rPr>
+        <w:t>V2.0（主线，课后任务）</w:t>
+      </w:r>
+      <w:r>
+        <w:rPr>
+          <w:rFonts w:ascii="Arial" w:hAnsi="Arial" w:eastAsia="Microsoft YaHei"/>
+          <w:b w:val="0"/>
+          <w:sz w:val="22"/>
+        </w:rPr>
+        <w:t>：父子关联六件套。</w:t>
+      </w:r>
+    </w:p>
+    <w:p>
+      <w:pPr>
+        <w:pStyle w:val="ListBullet"/>
+      </w:pPr>
+      <w:r>
+        <w:rPr>
+          <w:rFonts w:ascii="Arial" w:hAnsi="Arial" w:eastAsia="Microsoft YaHei"/>
+          <w:b/>
+          <w:sz w:val="22"/>
+        </w:rPr>
+        <w:t>V2.1</w:t>
+      </w:r>
+      <w:r>
+        <w:rPr>
+          <w:rFonts w:ascii="Arial" w:hAnsi="Arial" w:eastAsia="Microsoft YaHei"/>
+          <w:b w:val="0"/>
+          <w:sz w:val="22"/>
+        </w:rPr>
+        <w:t>：音乐/外链音频卡（禁上传 MP3）。</w:t>
+      </w:r>
+    </w:p>
+    <w:p>
+      <w:pPr>
+        <w:pStyle w:val="ListBullet"/>
+      </w:pPr>
+      <w:r>
+        <w:rPr>
+          <w:rFonts w:ascii="Arial" w:hAnsi="Arial" w:eastAsia="Microsoft YaHei"/>
+          <w:b/>
+          <w:sz w:val="22"/>
+        </w:rPr>
+        <w:t>V2.5</w:t>
+      </w:r>
+      <w:r>
+        <w:rPr>
+          <w:rFonts w:ascii="Arial" w:hAnsi="Arial" w:eastAsia="Microsoft YaHei"/>
+          <w:b w:val="0"/>
+          <w:sz w:val="22"/>
+        </w:rPr>
+        <w:t>：内核 Markdown 导出 + 三态换肤。</w:t>
+      </w:r>
+    </w:p>
+    <w:p>
+      <w:pPr>
+        <w:pStyle w:val="ListBullet"/>
+      </w:pPr>
+      <w:r>
+        <w:rPr>
+          <w:rFonts w:ascii="Arial" w:hAnsi="Arial" w:eastAsia="Microsoft YaHei"/>
+          <w:b/>
+          <w:sz w:val="22"/>
+        </w:rPr>
+        <w:t>V3.0</w:t>
+      </w:r>
+      <w:r>
+        <w:rPr>
+          <w:rFonts w:ascii="Arial" w:hAnsi="Arial" w:eastAsia="Microsoft YaHei"/>
+          <w:b w:val="0"/>
+          <w:sz w:val="22"/>
+        </w:rPr>
+        <w:t>：AI 挂件、PWA 深化（安装与部署已提前完成）；同步增强候选：索引/附件/墓碑分文件降低写放大、加密信封 v2（Argon2id，需 WASM，非必要不升级）。</w:t>
+      </w:r>
+    </w:p>
+    <w:p>
+      <w:pPr>
+        <w:spacing w:before="200" w:after="120"/>
+      </w:pPr>
+      <w:r>
+        <w:rPr>
+          <w:rFonts w:ascii="Arial" w:hAnsi="Arial" w:eastAsia="Microsoft YaHei"/>
+          <w:b/>
+          <w:color w:val="1D1D1F"/>
+          <w:sz w:val="26"/>
+        </w:rPr>
+        <w:t>5.3 在同类产品中的坐标</w:t>
+      </w:r>
+    </w:p>
+    <w:p>
+      <w:r>
+        <w:rPr>
+          <w:rFonts w:ascii="Arial" w:hAnsi="Arial" w:eastAsia="Microsoft YaHei"/>
+          <w:b w:val="0"/>
+          <w:sz w:val="22"/>
+        </w:rPr>
+        <w:t>flomo（碎片记录）、Cubox（稍后读收藏）、Karakeep/memos（开源自建）解决"收集"；Joplin、Standard Notes、Notesnook、Anytype 解决"加密同步"。灵感收纳盒的独特组合是：</w:t>
+      </w:r>
+      <w:r>
+        <w:rPr>
+          <w:rFonts w:ascii="Arial" w:hAnsi="Arial" w:eastAsia="Microsoft YaHei"/>
+          <w:b/>
+          <w:sz w:val="22"/>
+        </w:rPr>
+        <w:t>零后端、零注册、单文件、端到端加密 + 三空间精神档案隐喻</w:t>
+      </w:r>
+      <w:r>
+        <w:rPr>
+          <w:rFonts w:ascii="Arial" w:hAnsi="Arial" w:eastAsia="Microsoft YaHei"/>
+          <w:b w:val="0"/>
+          <w:sz w:val="22"/>
+        </w:rPr>
+        <w:t>，且为文科生可理解、可独立维护的规模。调研全文与可借鉴点见 [07-实践二提交方案](07-实践二提交方案.md) 附录。</w:t>
+      </w:r>
+    </w:p>
+    <w:p>
+      <w:pPr>
+        <w:spacing w:before="280" w:after="120"/>
+      </w:pPr>
+      <w:r>
+        <w:rPr>
+          <w:rFonts w:ascii="Arial" w:hAnsi="Arial" w:eastAsia="Microsoft YaHei"/>
+          <w:b/>
+          <w:color w:val="1D1D1F"/>
+          <w:sz w:val="32"/>
+        </w:rPr>
+        <w:t>六、非目标（明确不做）</w:t>
+      </w:r>
+    </w:p>
+    <w:p>
+      <w:pPr>
+        <w:pStyle w:val="ListBullet"/>
+      </w:pPr>
+      <w:r>
+        <w:rPr>
+          <w:rFonts w:ascii="Arial" w:hAnsi="Arial" w:eastAsia="Microsoft YaHei"/>
+          <w:b w:val="0"/>
+          <w:sz w:val="22"/>
+        </w:rPr>
+        <w:t>重型富文本/Markdown 编辑器（内核导出除外）；</w:t>
+      </w:r>
+    </w:p>
+    <w:p>
+      <w:pPr>
+        <w:pStyle w:val="ListBullet"/>
+      </w:pPr>
+      <w:r>
+        <w:rPr>
+          <w:rFonts w:ascii="Arial" w:hAnsi="Arial" w:eastAsia="Microsoft YaHei"/>
+          <w:b w:val="0"/>
+          <w:sz w:val="22"/>
+        </w:rPr>
+        <w:t>多人实时协作、评论、社交、Feed；</w:t>
+      </w:r>
+    </w:p>
+    <w:p>
+      <w:pPr>
+        <w:pStyle w:val="ListBullet"/>
+      </w:pPr>
+      <w:r>
+        <w:rPr>
+          <w:rFonts w:ascii="Arial" w:hAnsi="Arial" w:eastAsia="Microsoft YaHei"/>
+          <w:b w:val="0"/>
+          <w:sz w:val="22"/>
+        </w:rPr>
+        <w:t>文件夹/文档树；</w:t>
+      </w:r>
+    </w:p>
+    <w:p>
+      <w:pPr>
+        <w:pStyle w:val="ListBullet"/>
+      </w:pPr>
+      <w:r>
+        <w:rPr>
+          <w:rFonts w:ascii="Arial" w:hAnsi="Arial" w:eastAsia="Microsoft YaHei"/>
+          <w:b w:val="0"/>
+          <w:sz w:val="22"/>
+        </w:rPr>
+        <w:t>自建账号体系、自建同步服务器（Gist 是"借来的哑存储"）；</w:t>
+      </w:r>
+    </w:p>
+    <w:p>
+      <w:pPr>
+        <w:pStyle w:val="ListBullet"/>
+      </w:pPr>
+      <w:r>
+        <w:rPr>
+          <w:rFonts w:ascii="Arial" w:hAnsi="Arial" w:eastAsia="Microsoft YaHei"/>
+          <w:b w:val="0"/>
+          <w:sz w:val="22"/>
+        </w:rPr>
+        <w:t>音视频本地上传与媒体库；</w:t>
+      </w:r>
+    </w:p>
+    <w:p>
+      <w:pPr>
+        <w:pStyle w:val="ListBullet"/>
+      </w:pPr>
+      <w:r>
+        <w:rPr>
+          <w:rFonts w:ascii="Arial" w:hAnsi="Arial" w:eastAsia="Microsoft YaHei"/>
+          <w:b w:val="0"/>
+          <w:sz w:val="22"/>
+        </w:rPr>
+        <w:t>忘记密码可找回（零知识架构下技术上不成立）。</w:t>
+      </w:r>
+    </w:p>
+    <w:p>
+      <w:r>
+        <w:rPr>
+          <w:rFonts w:ascii="Arial" w:hAnsi="Arial" w:eastAsia="Microsoft YaHei"/>
+          <w:b w:val="0"/>
+          <w:sz w:val="22"/>
+        </w:rPr>
+        <w:t>*本文档随版本演进；每次理念或边界发生变化，先改本文件，再写提示词。*</w:t>
       </w:r>
     </w:p>
     <w:sectPr>

--- a/docs/01-产品完整介绍.docx
+++ b/docs/01-产品完整介绍.docx
@@ -28,7 +28,7 @@
           <w:color w:val="666666"/>
           <w:sz w:val="20"/>
         </w:rPr>
-        <w:t>版本：V1.3.5 | 更新日期：2026-10-30</w:t>
+        <w:t>版本：V1.4 | 更新日期：2026-10-30</w:t>
       </w:r>
     </w:p>
     <w:p>
@@ -647,7 +647,7 @@
                 <w:b w:val="0"/>
                 <w:sz w:val="20"/>
               </w:rPr>
-              <w:t>链接卡片</w:t>
+              <w:t>链接</w:t>
             </w:r>
           </w:p>
         </w:tc>
@@ -663,7 +663,7 @@
                 <w:b w:val="0"/>
                 <w:sz w:val="20"/>
               </w:rPr>
-              <w:t>✅ 可粘贴 URL 存入（以文本形态）；🔜 V1.4 自动渲染为蓝色可点击链接；🔜 V2.x 独立链接卡片（标题/封面/描述，优雅降级）</w:t>
+              <w:t>✅ 可粘贴 URL 存入；V1.4 起正文中的 http/https 链接自动渲染为品牌色可点击链接（卡片与抽屉一致，协议白名单防注入）；🔜 V2.x 独立链接卡片（标题/封面/描述，零后端下本地解析+优雅降级）</w:t>
             </w:r>
           </w:p>
         </w:tc>
@@ -2481,6 +2481,72 @@
           </w:p>
         </w:tc>
       </w:tr>
+      <w:tr>
+        <w:tc>
+          <w:tcPr>
+            <w:tcW w:type="dxa" w:w="2880"/>
+          </w:tcPr>
+          <w:p>
+            <w:r/>
+            <w:r>
+              <w:rPr>
+                <w:rFonts w:ascii="Arial" w:hAnsi="Arial" w:eastAsia="Microsoft YaHei"/>
+                <w:b w:val="0"/>
+                <w:sz w:val="20"/>
+              </w:rPr>
+              <w:t>v1.4</w:t>
+            </w:r>
+          </w:p>
+        </w:tc>
+        <w:tc>
+          <w:tcPr>
+            <w:tcW w:type="dxa" w:w="2880"/>
+          </w:tcPr>
+          <w:p>
+            <w:r/>
+            <w:r>
+              <w:rPr>
+                <w:rFonts w:ascii="Arial" w:hAnsi="Arial" w:eastAsia="Microsoft YaHei"/>
+                <w:b w:val="0"/>
+                <w:sz w:val="20"/>
+              </w:rPr>
+              <w:t>10-30</w:t>
+            </w:r>
+          </w:p>
+        </w:tc>
+        <w:tc>
+          <w:tcPr>
+            <w:tcW w:type="dxa" w:w="2880"/>
+          </w:tcPr>
+          <w:p>
+            <w:r/>
+            <w:r>
+              <w:rPr>
+                <w:rFonts w:ascii="Arial" w:hAnsi="Arial" w:eastAsia="Microsoft YaHei"/>
+                <w:b w:val="0"/>
+                <w:sz w:val="20"/>
+              </w:rPr>
+              <w:t>正文链接自动可点击：</w:t>
+            </w:r>
+            <w:r>
+              <w:rPr>
+                <w:rFonts w:ascii="Consolas" w:hAnsi="Consolas" w:eastAsia="Consolas"/>
+                <w:b w:val="0"/>
+                <w:sz w:val="18"/>
+              </w:rPr>
+              <w:t>render.linkedText</w:t>
+            </w:r>
+            <w:r>
+              <w:rPr>
+                <w:rFonts w:ascii="Arial" w:hAnsi="Arial" w:eastAsia="Microsoft YaHei"/>
+                <w:b w:val="0"/>
+                <w:sz w:val="20"/>
+              </w:rPr>
+              <w:t xml:space="preserve"> 安全渲染（协议白名单、新标签 noopener、点击不触发抽屉、长链接换行）；不改数据结构与同步协议</w:t>
+            </w:r>
+          </w:p>
+        </w:tc>
+      </w:tr>
     </w:tbl>
     <w:p/>
     <w:p>
@@ -2504,10 +2570,18 @@
       <w:r>
         <w:rPr>
           <w:rFonts w:ascii="Arial" w:hAnsi="Arial" w:eastAsia="Microsoft YaHei"/>
+          <w:b w:val="0"/>
+          <w:sz w:val="22"/>
+        </w:rPr>
+        <w:t>~~</w:t>
+      </w:r>
+      <w:r>
+        <w:rPr>
+          <w:rFonts w:ascii="Arial" w:hAnsi="Arial" w:eastAsia="Microsoft YaHei"/>
           <w:b/>
           <w:sz w:val="22"/>
         </w:rPr>
-        <w:t>V1.4（小版本，纯渲染层，随时可开工）</w:t>
+        <w:t>V1.4（小版本，纯渲染层）</w:t>
       </w:r>
       <w:r>
         <w:rPr>
@@ -2515,7 +2589,23 @@
           <w:b w:val="0"/>
           <w:sz w:val="22"/>
         </w:rPr>
-        <w:t>：文本中的 URL 自动渲染为蓝色可点击链接（卡片与抽屉一致），不改数据结构；安全约束见 3.9。</w:t>
+        <w:t xml:space="preserve">：文本中的 URL 自动渲染为可点击链接~~ </w:t>
+      </w:r>
+      <w:r>
+        <w:rPr>
+          <w:rFonts w:ascii="Arial" w:hAnsi="Arial" w:eastAsia="Microsoft YaHei"/>
+          <w:b/>
+          <w:sz w:val="22"/>
+        </w:rPr>
+        <w:t>✅ 已完成（2026-10-30）</w:t>
+      </w:r>
+      <w:r>
+        <w:rPr>
+          <w:rFonts w:ascii="Arial" w:hAnsi="Arial" w:eastAsia="Microsoft YaHei"/>
+          <w:b w:val="0"/>
+          <w:sz w:val="22"/>
+        </w:rPr>
+        <w:t>；下一站 V2.x 可做独立链接卡片（元数据本地解析）。</w:t>
       </w:r>
     </w:p>
     <w:p>
@@ -2528,7 +2618,7 @@
           <w:b/>
           <w:sz w:val="22"/>
         </w:rPr>
-        <w:t>V2.0（主线，课后任务）</w:t>
+        <w:t>V2.0（主线，下一个开工版本）</w:t>
       </w:r>
       <w:r>
         <w:rPr>

--- a/docs/01-产品完整介绍.docx
+++ b/docs/01-产品完整介绍.docx
@@ -28,7 +28,7 @@
           <w:color w:val="666666"/>
           <w:sz w:val="20"/>
         </w:rPr>
-        <w:t>版本：V1.4 | 更新日期：2026-10-30</w:t>
+        <w:t>版本：V1.4.1 | 更新日期：2026-10-30</w:t>
       </w:r>
     </w:p>
     <w:p>
@@ -910,7 +910,7 @@
           <w:color w:val="666666"/>
           <w:sz w:val="20"/>
         </w:rPr>
-        <w:t xml:space="preserve">技术说明（V1.3.4 起）：瀑布流为 </w:t>
+        <w:t xml:space="preserve">技术说明：瀑布流为 </w:t>
       </w:r>
       <w:r>
         <w:rPr>
@@ -930,7 +930,82 @@
           <w:color w:val="666666"/>
           <w:sz w:val="20"/>
         </w:rPr>
-        <w:t>，不再使用 CSS 多列布局——后者在 iOS Safari 上碎片增多后会把右侧列渲染成白块（WebKit 多年未修的缺陷）。</w:t>
+        <w:t xml:space="preserve">（V1.3.4 起，替代在 iOS Safari 上会渲染白块的 CSS 多列布局）；V1.4.1 起图片卡按压缩时记录的宽高用 </w:t>
+      </w:r>
+      <w:r>
+        <w:rPr>
+          <w:rFonts w:ascii="Consolas" w:hAnsi="Consolas" w:eastAsia="Consolas"/>
+          <w:b w:val="0"/>
+          <w:i/>
+          <w:color w:val="666666"/>
+          <w:sz w:val="18"/>
+        </w:rPr>
+        <w:t>aspect-ratio</w:t>
+      </w:r>
+      <w:r>
+        <w:rPr>
+          <w:rFonts w:ascii="Arial" w:hAnsi="Arial" w:eastAsia="Microsoft YaHei"/>
+          <w:b w:val="0"/>
+          <w:i/>
+          <w:color w:val="666666"/>
+          <w:sz w:val="20"/>
+        </w:rPr>
+        <w:t xml:space="preserve"> 预留高度，</w:t>
+      </w:r>
+      <w:r>
+        <w:rPr>
+          <w:rFonts w:ascii="Arial" w:hAnsi="Arial" w:eastAsia="Microsoft YaHei"/>
+          <w:b/>
+          <w:i/>
+          <w:color w:val="666666"/>
+          <w:sz w:val="20"/>
+        </w:rPr>
+        <w:t>卡片入列后不再移动</w:t>
+      </w:r>
+      <w:r>
+        <w:rPr>
+          <w:rFonts w:ascii="Arial" w:hAnsi="Arial" w:eastAsia="Microsoft YaHei"/>
+          <w:b w:val="0"/>
+          <w:i/>
+          <w:color w:val="666666"/>
+          <w:sz w:val="20"/>
+        </w:rPr>
+        <w:t>，消除图片解码后"飞到别的列又回来"的闪烁。</w:t>
+      </w:r>
+    </w:p>
+    <w:p>
+      <w:r>
+        <w:rPr>
+          <w:rFonts w:ascii="Arial" w:hAnsi="Arial" w:eastAsia="Microsoft YaHei"/>
+          <w:b w:val="0"/>
+          <w:sz w:val="22"/>
+        </w:rPr>
+        <w:t>&gt;</w:t>
+      </w:r>
+    </w:p>
+    <w:p>
+      <w:pPr>
+        <w:ind w:left="360"/>
+      </w:pPr>
+      <w:r>
+        <w:rPr>
+          <w:rFonts w:ascii="Arial" w:hAnsi="Arial" w:eastAsia="Microsoft YaHei"/>
+          <w:b/>
+          <w:i/>
+          <w:color w:val="666666"/>
+          <w:sz w:val="20"/>
+        </w:rPr>
+        <w:t>抽屉与背景的关系（V1.4.1 定型）</w:t>
+      </w:r>
+      <w:r>
+        <w:rPr>
+          <w:rFonts w:ascii="Arial" w:hAnsi="Arial" w:eastAsia="Microsoft YaHei"/>
+          <w:b w:val="0"/>
+          <w:i/>
+          <w:color w:val="666666"/>
+          <w:sz w:val="20"/>
+        </w:rPr>
+        <w:t>：详情抽屉在电脑/平板从右侧滑出时，顶栏与瀑布流同步向右让出等宽空间，卡片不会被遮住、背景仍可滚动；手机端抽屉从底部升起，列表底部留出等高空白，卡片可滚到抽屉上方。刻意不做小红书式双列——长文字卡片在双列下阅读拥挤，单列更符合"文字+图片混合"的内容形态。</w:t>
       </w:r>
     </w:p>
     <w:p>
@@ -954,7 +1029,39 @@
           <w:b w:val="0"/>
           <w:sz w:val="22"/>
         </w:rPr>
-        <w:t>每条碎片可挂多个标签；标签只做检索入口，不做层级。</w:t>
+        <w:t>每条碎片可挂多个标签；标签只做检索入口，不做层级。输入时空格、逗号、顿号、</w:t>
+      </w:r>
+      <w:r>
+        <w:rPr>
+          <w:rFonts w:ascii="Consolas" w:hAnsi="Consolas" w:eastAsia="Consolas"/>
+          <w:b w:val="0"/>
+          <w:sz w:val="20"/>
+        </w:rPr>
+        <w:t>#</w:t>
+      </w:r>
+      <w:r>
+        <w:rPr>
+          <w:rFonts w:ascii="Arial" w:hAnsi="Arial" w:eastAsia="Microsoft YaHei"/>
+          <w:b w:val="0"/>
+          <w:sz w:val="22"/>
+        </w:rPr>
+        <w:t xml:space="preserve"> 均可分隔——</w:t>
+      </w:r>
+      <w:r>
+        <w:rPr>
+          <w:rFonts w:ascii="Consolas" w:hAnsi="Consolas" w:eastAsia="Consolas"/>
+          <w:b w:val="0"/>
+          <w:sz w:val="20"/>
+        </w:rPr>
+        <w:t>#A#B#C</w:t>
+      </w:r>
+      <w:r>
+        <w:rPr>
+          <w:rFonts w:ascii="Arial" w:hAnsi="Arial" w:eastAsia="Microsoft YaHei"/>
+          <w:b w:val="0"/>
+          <w:sz w:val="22"/>
+        </w:rPr>
+        <w:t xml:space="preserve"> 连写也会自动拆成三个标签（V1.4.1）。</w:t>
       </w:r>
     </w:p>
     <w:p>
@@ -1045,6 +1152,24 @@
           <w:sz w:val="22"/>
         </w:rPr>
         <w:t xml:space="preserve"> + 7 天归档；③ 触屏/iOS 走系统分享面板导出；外加普通下载回退。导入按钮常驻，支持灾难恢复。</w:t>
+      </w:r>
+    </w:p>
+    <w:p>
+      <w:r>
+        <w:rPr>
+          <w:rFonts w:ascii="Arial" w:hAnsi="Arial" w:eastAsia="Microsoft YaHei"/>
+          <w:b/>
+          <w:sz w:val="22"/>
+        </w:rPr>
+        <w:t>未授权文件夹时，封存后不弹任何保存框、不自动下载</w:t>
+      </w:r>
+      <w:r>
+        <w:rPr>
+          <w:rFonts w:ascii="Arial" w:hAnsi="Arial" w:eastAsia="Microsoft YaHei"/>
+          <w:b w:val="0"/>
+          <w:sz w:val="22"/>
+        </w:rPr>
+        <w:t>（V1.4.1 起所有平台一致），避免"每存一条弹一次另存为/下载目录堆积文件"；安全网由顶部"X 天未备份"红字提醒、手动「导出备份」与云同步共同承担。</w:t>
       </w:r>
     </w:p>
     <w:p>
@@ -2547,6 +2672,72 @@
           </w:p>
         </w:tc>
       </w:tr>
+      <w:tr>
+        <w:tc>
+          <w:tcPr>
+            <w:tcW w:type="dxa" w:w="2880"/>
+          </w:tcPr>
+          <w:p>
+            <w:r/>
+            <w:r>
+              <w:rPr>
+                <w:rFonts w:ascii="Arial" w:hAnsi="Arial" w:eastAsia="Microsoft YaHei"/>
+                <w:b w:val="0"/>
+                <w:sz w:val="20"/>
+              </w:rPr>
+              <w:t>v1.4.1</w:t>
+            </w:r>
+          </w:p>
+        </w:tc>
+        <w:tc>
+          <w:tcPr>
+            <w:tcW w:type="dxa" w:w="2880"/>
+          </w:tcPr>
+          <w:p>
+            <w:r/>
+            <w:r>
+              <w:rPr>
+                <w:rFonts w:ascii="Arial" w:hAnsi="Arial" w:eastAsia="Microsoft YaHei"/>
+                <w:b w:val="0"/>
+                <w:sz w:val="20"/>
+              </w:rPr>
+              <w:t>10-30</w:t>
+            </w:r>
+          </w:p>
+        </w:tc>
+        <w:tc>
+          <w:tcPr>
+            <w:tcW w:type="dxa" w:w="2880"/>
+          </w:tcPr>
+          <w:p>
+            <w:r/>
+            <w:r>
+              <w:rPr>
+                <w:rFonts w:ascii="Arial" w:hAnsi="Arial" w:eastAsia="Microsoft YaHei"/>
+                <w:b w:val="0"/>
+                <w:sz w:val="20"/>
+              </w:rPr>
+              <w:t xml:space="preserve">真机反馈四修：封存不再弹备份保存框；图片卡 aspect-ratio 占位、删除跨列重排（不闪不跳）；抽屉打开时背景让位（桌面右让/手机底让）；标签连写 </w:t>
+            </w:r>
+            <w:r>
+              <w:rPr>
+                <w:rFonts w:ascii="Consolas" w:hAnsi="Consolas" w:eastAsia="Consolas"/>
+                <w:b w:val="0"/>
+                <w:sz w:val="18"/>
+              </w:rPr>
+              <w:t>#A#B#C</w:t>
+            </w:r>
+            <w:r>
+              <w:rPr>
+                <w:rFonts w:ascii="Arial" w:hAnsi="Arial" w:eastAsia="Microsoft YaHei"/>
+                <w:b w:val="0"/>
+                <w:sz w:val="20"/>
+              </w:rPr>
+              <w:t xml:space="preserve"> 自动拆分</w:t>
+            </w:r>
+          </w:p>
+        </w:tc>
+      </w:tr>
     </w:tbl>
     <w:p/>
     <w:p>

--- a/docs/01-产品完整介绍.docx
+++ b/docs/01-产品完整介绍.docx
@@ -28,7 +28,7 @@
           <w:color w:val="666666"/>
           <w:sz w:val="20"/>
         </w:rPr>
-        <w:t>版本：V1.4.1 | 更新日期：2026-10-30</w:t>
+        <w:t>版本：V1.4.2 | 更新日期：2026-10-30</w:t>
       </w:r>
     </w:p>
     <w:p>
@@ -1301,6 +1301,27 @@
           <w:sz w:val="22"/>
         </w:rPr>
         <w:t>），保证轮询拿到的是最新云端数据。</w:t>
+      </w:r>
+    </w:p>
+    <w:p>
+      <w:pPr>
+        <w:pStyle w:val="ListBullet"/>
+      </w:pPr>
+      <w:r>
+        <w:rPr>
+          <w:rFonts w:ascii="Arial" w:hAnsi="Arial" w:eastAsia="Microsoft YaHei"/>
+          <w:b/>
+          <w:sz w:val="22"/>
+        </w:rPr>
+        <w:t>轻量轮询（V1.4.2）</w:t>
+      </w:r>
+      <w:r>
+        <w:rPr>
+          <w:rFonts w:ascii="Arial" w:hAnsi="Arial" w:eastAsia="Microsoft YaHei"/>
+          <w:b w:val="0"/>
+          <w:sz w:val="22"/>
+        </w:rPr>
+        <w:t>：同步文件随图片积累接近 1MB 后，"每轮全量下载+全量上传"在慢网络下会像卡住。现改为：① 拉取带 ETag 条件请求，云端未变只回 304（几百字节），免下载/解密/合并；② 本地状态指纹与上次推送一致则跳过全量上传，只有真正发生改动的设备才写 Gist。</w:t>
       </w:r>
     </w:p>
     <w:p>
@@ -2738,6 +2759,56 @@
           </w:p>
         </w:tc>
       </w:tr>
+      <w:tr>
+        <w:tc>
+          <w:tcPr>
+            <w:tcW w:type="dxa" w:w="2880"/>
+          </w:tcPr>
+          <w:p>
+            <w:r/>
+            <w:r>
+              <w:rPr>
+                <w:rFonts w:ascii="Arial" w:hAnsi="Arial" w:eastAsia="Microsoft YaHei"/>
+                <w:b w:val="0"/>
+                <w:sz w:val="20"/>
+              </w:rPr>
+              <w:t>v1.4.2</w:t>
+            </w:r>
+          </w:p>
+        </w:tc>
+        <w:tc>
+          <w:tcPr>
+            <w:tcW w:type="dxa" w:w="2880"/>
+          </w:tcPr>
+          <w:p>
+            <w:r/>
+            <w:r>
+              <w:rPr>
+                <w:rFonts w:ascii="Arial" w:hAnsi="Arial" w:eastAsia="Microsoft YaHei"/>
+                <w:b w:val="0"/>
+                <w:sz w:val="20"/>
+              </w:rPr>
+              <w:t>10-30</w:t>
+            </w:r>
+          </w:p>
+        </w:tc>
+        <w:tc>
+          <w:tcPr>
+            <w:tcW w:type="dxa" w:w="2880"/>
+          </w:tcPr>
+          <w:p>
+            <w:r/>
+            <w:r>
+              <w:rPr>
+                <w:rFonts w:ascii="Arial" w:hAnsi="Arial" w:eastAsia="Microsoft YaHei"/>
+                <w:b w:val="0"/>
+                <w:sz w:val="20"/>
+              </w:rPr>
+              <w:t>同步提速：ETag 304 条件拉取（云端未变免下载密文）+ 本地状态指纹去重（无变化不上传近 1MB 密文）；纯逻辑单测 8 项</w:t>
+            </w:r>
+          </w:p>
+        </w:tc>
+      </w:tr>
     </w:tbl>
     <w:p/>
     <w:p>
